--- a/Protocols_Coral_Sample_prep/Protocols_Airbrushing.docx
+++ b/Protocols_Coral_Sample_prep/Protocols_Airbrushing.docx
@@ -1,6 +1,6 @@
 
 <file path=word/document.xml><?xml version="1.0" encoding="utf-8"?>
-<w:document xmlns:wpc="http://schemas.microsoft.com/office/word/2010/wordprocessingCanvas" xmlns:cx="http://schemas.microsoft.com/office/drawing/2014/chartex" xmlns:cx1="http://schemas.microsoft.com/office/drawing/2015/9/8/chartex" xmlns:cx2="http://schemas.microsoft.com/office/drawing/2015/10/21/chartex" xmlns:cx3="http://schemas.microsoft.com/office/drawing/2016/5/9/chartex" xmlns:cx4="http://schemas.microsoft.com/office/drawing/2016/5/10/chartex" xmlns:cx5="http://schemas.microsoft.com/office/drawing/2016/5/11/chartex" xmlns:cx6="http://schemas.microsoft.com/office/drawing/2016/5/12/chartex" xmlns:cx7="http://schemas.microsoft.com/office/drawing/2016/5/13/chartex" xmlns:cx8="http://schemas.microsoft.com/office/drawing/2016/5/14/chartex" xmlns:mc="http://schemas.openxmlformats.org/markup-compatibility/2006" xmlns:aink="http://schemas.microsoft.com/office/drawing/2016/ink" xmlns:am3d="http://schemas.microsoft.com/office/drawing/2017/model3d" xmlns:o="urn:schemas-microsoft-com:office:office" xmlns:oel="http://schemas.microsoft.com/office/2019/extlst" xmlns:r="http://schemas.openxmlformats.org/officeDocument/2006/relationships" xmlns:m="http://schemas.openxmlformats.org/officeDocument/2006/math" xmlns:v="urn:schemas-microsoft-com:vml" xmlns:wp14="http://schemas.microsoft.com/office/word/2010/wordprocessingDrawing" xmlns:wp="http://schemas.openxmlformats.org/drawingml/2006/wordprocessingDrawing" xmlns:w10="urn:schemas-microsoft-com:office:word" xmlns:w="http://schemas.openxmlformats.org/wordprocessingml/2006/main" xmlns:w14="http://schemas.microsoft.com/office/word/2010/wordml" xmlns:w15="http://schemas.microsoft.com/office/word/2012/wordml" xmlns:w16cex="http://schemas.microsoft.com/office/word/2018/wordml/cex" xmlns:w16cid="http://schemas.microsoft.com/office/word/2016/wordml/cid" xmlns:w16="http://schemas.microsoft.com/office/word/2018/wordml" xmlns:w16du="http://schemas.microsoft.com/office/word/2023/wordml/word16du" xmlns:w16sdtdh="http://schemas.microsoft.com/office/word/2020/wordml/sdtdatahash" xmlns:w16sdtfl="http://schemas.microsoft.com/office/word/2024/wordml/sdtformatlock" xmlns:w16se="http://schemas.microsoft.com/office/word/2015/wordml/symex" xmlns:wpg="http://schemas.microsoft.com/office/word/2010/wordprocessingGroup" xmlns:wpi="http://schemas.microsoft.com/office/word/2010/wordprocessingInk" xmlns:wne="http://schemas.microsoft.com/office/word/2006/wordml" xmlns:wps="http://schemas.microsoft.com/office/word/2010/wordprocessingShape" mc:Ignorable="w14 w15 w16se w16cid w16 w16cex w16sdtdh w16sdtfl w16du wp14">
+<w:document xmlns:wpc="http://schemas.microsoft.com/office/word/2010/wordprocessingCanvas" xmlns:cx="http://schemas.microsoft.com/office/drawing/2014/chartex" xmlns:cx1="http://schemas.microsoft.com/office/drawing/2015/9/8/chartex" xmlns:cx2="http://schemas.microsoft.com/office/drawing/2015/10/21/chartex" xmlns:cx3="http://schemas.microsoft.com/office/drawing/2016/5/9/chartex" xmlns:cx4="http://schemas.microsoft.com/office/drawing/2016/5/10/chartex" xmlns:cx5="http://schemas.microsoft.com/office/drawing/2016/5/11/chartex" xmlns:cx6="http://schemas.microsoft.com/office/drawing/2016/5/12/chartex" xmlns:cx7="http://schemas.microsoft.com/office/drawing/2016/5/13/chartex" xmlns:cx8="http://schemas.microsoft.com/office/drawing/2016/5/14/chartex" xmlns:mc="http://schemas.openxmlformats.org/markup-compatibility/2006" xmlns:m="http://schemas.openxmlformats.org/officeDocument/2006/math" xmlns:aink="http://schemas.microsoft.com/office/drawing/2016/ink" xmlns:am3d="http://schemas.microsoft.com/office/drawing/2017/model3d" xmlns:oel="http://schemas.microsoft.com/office/2019/extlst" xmlns:r="http://schemas.openxmlformats.org/officeDocument/2006/relationships" xmlns:wp14="http://schemas.microsoft.com/office/word/2010/wordprocessingDrawing" xmlns:wp="http://schemas.openxmlformats.org/drawingml/2006/wordprocessingDrawing" xmlns:wpg="http://schemas.microsoft.com/office/word/2010/wordprocessingGroup" xmlns:wpi="http://schemas.microsoft.com/office/word/2010/wordprocessingInk" xmlns:wps="http://schemas.microsoft.com/office/word/2010/wordprocessingShape" xmlns:o="urn:schemas-microsoft-com:office:office" xmlns:v="urn:schemas-microsoft-com:vml" xmlns:w10="urn:schemas-microsoft-com:office:word" xmlns:w="http://schemas.openxmlformats.org/wordprocessingml/2006/main" xmlns:w14="http://schemas.microsoft.com/office/word/2010/wordml" xmlns:w15="http://schemas.microsoft.com/office/word/2012/wordml" xmlns:w16cex="http://schemas.microsoft.com/office/word/2018/wordml/cex" xmlns:w16cid="http://schemas.microsoft.com/office/word/2016/wordml/cid" xmlns:w16="http://schemas.microsoft.com/office/word/2018/wordml" xmlns:w16sdtdh="http://schemas.microsoft.com/office/word/2020/wordml/sdtdatahash" xmlns:w16sdtfl="http://schemas.microsoft.com/office/word/2024/wordml/sdtformatlock" xmlns:w16se="http://schemas.microsoft.com/office/word/2015/wordml/symex" xmlns:w16du="http://schemas.microsoft.com/office/word/2023/wordml/word16du" xmlns:wne="http://schemas.microsoft.com/office/word/2006/wordml" mc:Ignorable="w14 w15 w16se w16cid w16 w16cex w16sdtdh w16sdtfl w16du wp14">
   <w:body>
     <w:p>
       <w:pPr>
@@ -45,6 +45,75 @@
         <w:rPr>
           <w:rFonts w:ascii="Times New Roman" w:hAnsi="Times New Roman" w:cs="Times New Roman"/>
         </w:rPr>
+        <w:drawing>
+          <wp:anchor distT="0" distB="0" distL="114300" distR="114300" simplePos="0" relativeHeight="251660288" behindDoc="0" locked="0" layoutInCell="1" allowOverlap="1" wp14:anchorId="7EEC891B" wp14:editId="1A4309BC">
+            <wp:simplePos x="0" y="0"/>
+            <wp:positionH relativeFrom="column">
+              <wp:posOffset>4019550</wp:posOffset>
+            </wp:positionH>
+            <wp:positionV relativeFrom="paragraph">
+              <wp:posOffset>24765</wp:posOffset>
+            </wp:positionV>
+            <wp:extent cx="1628775" cy="3354705"/>
+            <wp:effectExtent l="0" t="0" r="0" b="0"/>
+            <wp:wrapSquare wrapText="bothSides"/>
+            <wp:docPr id="313362259" name="Picture 1"/>
+            <wp:cNvGraphicFramePr>
+              <a:graphicFrameLocks xmlns:a="http://schemas.openxmlformats.org/drawingml/2006/main" noChangeAspect="1"/>
+            </wp:cNvGraphicFramePr>
+            <a:graphic xmlns:a="http://schemas.openxmlformats.org/drawingml/2006/main">
+              <a:graphicData uri="http://schemas.openxmlformats.org/drawingml/2006/picture">
+                <pic:pic xmlns:pic="http://schemas.openxmlformats.org/drawingml/2006/picture">
+                  <pic:nvPicPr>
+                    <pic:cNvPr id="313362259" name=""/>
+                    <pic:cNvPicPr/>
+                  </pic:nvPicPr>
+                  <pic:blipFill rotWithShape="1">
+                    <a:blip r:embed="rId7">
+                      <a:extLst>
+                        <a:ext uri="{28A0092B-C50C-407E-A947-70E740481C1C}">
+                          <a14:useLocalDpi xmlns:a14="http://schemas.microsoft.com/office/drawing/2010/main" val="0"/>
+                        </a:ext>
+                      </a:extLst>
+                    </a:blip>
+                    <a:srcRect l="11572" t="55664" r="44457"/>
+                    <a:stretch>
+                      <a:fillRect/>
+                    </a:stretch>
+                  </pic:blipFill>
+                  <pic:spPr bwMode="auto">
+                    <a:xfrm>
+                      <a:off x="0" y="0"/>
+                      <a:ext cx="1628775" cy="3354705"/>
+                    </a:xfrm>
+                    <a:prstGeom prst="rect">
+                      <a:avLst/>
+                    </a:prstGeom>
+                    <a:ln>
+                      <a:noFill/>
+                    </a:ln>
+                    <a:extLst>
+                      <a:ext uri="{53640926-AAD7-44D8-BBD7-CCE9431645EC}">
+                        <a14:shadowObscured xmlns:a14="http://schemas.microsoft.com/office/drawing/2010/main"/>
+                      </a:ext>
+                    </a:extLst>
+                  </pic:spPr>
+                </pic:pic>
+              </a:graphicData>
+            </a:graphic>
+            <wp14:sizeRelH relativeFrom="page">
+              <wp14:pctWidth>0</wp14:pctWidth>
+            </wp14:sizeRelH>
+            <wp14:sizeRelV relativeFrom="page">
+              <wp14:pctHeight>0</wp14:pctHeight>
+            </wp14:sizeRelV>
+          </wp:anchor>
+        </w:drawing>
+      </w:r>
+      <w:r>
+        <w:rPr>
+          <w:rFonts w:ascii="Times New Roman" w:hAnsi="Times New Roman" w:cs="Times New Roman"/>
+        </w:rPr>
         <w:t>Adapted from Putnam lab protocols</w:t>
       </w:r>
       <w:r>
@@ -99,6 +168,24 @@
         <w:rPr>
           <w:rFonts w:ascii="Times New Roman" w:hAnsi="Times New Roman" w:cs="Times New Roman"/>
         </w:rPr>
+        <w:t>Forceps</w:t>
+      </w:r>
+    </w:p>
+    <w:p>
+      <w:pPr>
+        <w:pStyle w:val="ListParagraph"/>
+        <w:numPr>
+          <w:ilvl w:val="0"/>
+          <w:numId w:val="1"/>
+        </w:numPr>
+        <w:rPr>
+          <w:rFonts w:ascii="Times New Roman" w:hAnsi="Times New Roman" w:cs="Times New Roman"/>
+        </w:rPr>
+      </w:pPr>
+      <w:r>
+        <w:rPr>
+          <w:rFonts w:ascii="Times New Roman" w:hAnsi="Times New Roman" w:cs="Times New Roman"/>
+        </w:rPr>
         <w:t>Airbrush</w:t>
       </w:r>
       <w:r>
@@ -123,13 +210,7 @@
         <w:rPr>
           <w:rFonts w:ascii="Times New Roman" w:hAnsi="Times New Roman" w:cs="Times New Roman"/>
         </w:rPr>
-        <w:t xml:space="preserve"> brush) </w:t>
-      </w:r>
-      <w:r>
-        <w:rPr>
-          <w:rFonts w:ascii="Times New Roman" w:hAnsi="Times New Roman" w:cs="Times New Roman"/>
-        </w:rPr>
-        <w:tab/>
+        <w:t xml:space="preserve"> brush)</w:t>
       </w:r>
     </w:p>
     <w:p>
@@ -147,7 +228,21 @@
         <w:rPr>
           <w:rFonts w:ascii="Times New Roman" w:hAnsi="Times New Roman" w:cs="Times New Roman"/>
         </w:rPr>
-        <w:t>Ice bucket</w:t>
+        <w:t xml:space="preserve">Quart size </w:t>
+      </w:r>
+      <w:proofErr w:type="spellStart"/>
+      <w:r>
+        <w:rPr>
+          <w:rFonts w:ascii="Times New Roman" w:hAnsi="Times New Roman" w:cs="Times New Roman"/>
+        </w:rPr>
+        <w:t>ziplock</w:t>
+      </w:r>
+      <w:proofErr w:type="spellEnd"/>
+      <w:r>
+        <w:rPr>
+          <w:rFonts w:ascii="Times New Roman" w:hAnsi="Times New Roman" w:cs="Times New Roman"/>
+        </w:rPr>
+        <w:t xml:space="preserve"> bags</w:t>
       </w:r>
       <w:r>
         <w:rPr>
@@ -155,6 +250,12 @@
         </w:rPr>
         <w:t xml:space="preserve"> </w:t>
       </w:r>
+      <w:r>
+        <w:rPr>
+          <w:rFonts w:ascii="Times New Roman" w:hAnsi="Times New Roman" w:cs="Times New Roman"/>
+        </w:rPr>
+        <w:t>(1 per sample)</w:t>
+      </w:r>
     </w:p>
     <w:p>
       <w:pPr>
@@ -171,484 +272,612 @@
         <w:rPr>
           <w:rFonts w:ascii="Times New Roman" w:hAnsi="Times New Roman" w:cs="Times New Roman"/>
         </w:rPr>
-        <w:t xml:space="preserve">Quart size </w:t>
+        <w:t>50</w:t>
+      </w:r>
+      <w:r>
+        <w:rPr>
+          <w:rFonts w:ascii="Times New Roman" w:hAnsi="Times New Roman" w:cs="Times New Roman"/>
+        </w:rPr>
+        <w:t xml:space="preserve"> </w:t>
+      </w:r>
+      <w:r>
+        <w:rPr>
+          <w:rFonts w:ascii="Times New Roman" w:hAnsi="Times New Roman" w:cs="Times New Roman"/>
+        </w:rPr>
+        <w:t xml:space="preserve">mL falcon tubes </w:t>
+      </w:r>
+      <w:r>
+        <w:rPr>
+          <w:rFonts w:ascii="Times New Roman" w:hAnsi="Times New Roman" w:cs="Times New Roman"/>
+        </w:rPr>
+        <w:t>(1 per sample)</w:t>
+      </w:r>
+    </w:p>
+    <w:p>
+      <w:pPr>
+        <w:pStyle w:val="ListParagraph"/>
+        <w:numPr>
+          <w:ilvl w:val="0"/>
+          <w:numId w:val="1"/>
+        </w:numPr>
+        <w:rPr>
+          <w:rFonts w:ascii="Times New Roman" w:hAnsi="Times New Roman" w:cs="Times New Roman"/>
+        </w:rPr>
+      </w:pPr>
+      <w:r>
+        <w:rPr>
+          <w:rFonts w:ascii="Times New Roman" w:hAnsi="Times New Roman" w:cs="Times New Roman"/>
+        </w:rPr>
+        <w:t>Tube Rack</w:t>
+      </w:r>
+    </w:p>
+    <w:p>
+      <w:pPr>
+        <w:pStyle w:val="ListParagraph"/>
+        <w:numPr>
+          <w:ilvl w:val="0"/>
+          <w:numId w:val="1"/>
+        </w:numPr>
+        <w:rPr>
+          <w:rFonts w:ascii="Times New Roman" w:hAnsi="Times New Roman" w:cs="Times New Roman"/>
+        </w:rPr>
+      </w:pPr>
+      <w:r>
+        <w:rPr>
+          <w:rFonts w:ascii="Times New Roman" w:hAnsi="Times New Roman" w:cs="Times New Roman"/>
+          <w:noProof/>
+        </w:rPr>
+        <mc:AlternateContent>
+          <mc:Choice Requires="wps">
+            <w:drawing>
+              <wp:anchor distT="0" distB="0" distL="114300" distR="114300" simplePos="0" relativeHeight="251661312" behindDoc="0" locked="0" layoutInCell="1" allowOverlap="1" wp14:anchorId="701142CC" wp14:editId="764BE42F">
+                <wp:simplePos x="0" y="0"/>
+                <wp:positionH relativeFrom="column">
+                  <wp:posOffset>5438775</wp:posOffset>
+                </wp:positionH>
+                <wp:positionV relativeFrom="paragraph">
+                  <wp:posOffset>116840</wp:posOffset>
+                </wp:positionV>
+                <wp:extent cx="1219200" cy="1038225"/>
+                <wp:effectExtent l="0" t="0" r="0" b="3175"/>
+                <wp:wrapNone/>
+                <wp:docPr id="203780670" name="Text Box 2"/>
+                <wp:cNvGraphicFramePr/>
+                <a:graphic xmlns:a="http://schemas.openxmlformats.org/drawingml/2006/main">
+                  <a:graphicData uri="http://schemas.microsoft.com/office/word/2010/wordprocessingShape">
+                    <wps:wsp>
+                      <wps:cNvSpPr txBox="1"/>
+                      <wps:spPr>
+                        <a:xfrm>
+                          <a:off x="0" y="0"/>
+                          <a:ext cx="1219200" cy="1038225"/>
+                        </a:xfrm>
+                        <a:prstGeom prst="rect">
+                          <a:avLst/>
+                        </a:prstGeom>
+                        <a:solidFill>
+                          <a:schemeClr val="lt1"/>
+                        </a:solidFill>
+                        <a:ln w="6350">
+                          <a:noFill/>
+                        </a:ln>
+                      </wps:spPr>
+                      <wps:txbx>
+                        <w:txbxContent>
+                          <w:p>
+                            <w:pPr>
+                              <w:rPr>
+                                <w:color w:val="EE0000"/>
+                              </w:rPr>
+                            </w:pPr>
+                            <w:r>
+                              <w:rPr>
+                                <w:color w:val="EE0000"/>
+                              </w:rPr>
+                              <w:t xml:space="preserve">Do not submerge second hole </w:t>
+                            </w:r>
+                          </w:p>
+                        </w:txbxContent>
+                      </wps:txbx>
+                      <wps:bodyPr rot="0" spcFirstLastPara="0" vertOverflow="overflow" horzOverflow="overflow" vert="horz" wrap="square" lIns="91440" tIns="45720" rIns="91440" bIns="45720" numCol="1" spcCol="0" rtlCol="0" fromWordArt="0" anchor="t" anchorCtr="0" forceAA="0" compatLnSpc="1">
+                        <a:prstTxWarp prst="textNoShape">
+                          <a:avLst/>
+                        </a:prstTxWarp>
+                        <a:noAutofit/>
+                      </wps:bodyPr>
+                    </wps:wsp>
+                  </a:graphicData>
+                </a:graphic>
+              </wp:anchor>
+            </w:drawing>
+          </mc:Choice>
+          <mc:Fallback>
+            <w:pict>
+              <v:shapetype w14:anchorId="701142CC" id="_x0000_t202" coordsize="21600,21600" o:spt="202" path="m,l,21600r21600,l21600,xe">
+                <v:stroke joinstyle="miter"/>
+                <v:path gradientshapeok="t" o:connecttype="rect"/>
+              </v:shapetype>
+              <v:shape id="Text Box 2" o:spid="_x0000_s1026" type="#_x0000_t202" style="position:absolute;left:0;text-align:left;margin-left:428.25pt;margin-top:9.2pt;width:96pt;height:81.75pt;z-index:251661312;visibility:visible;mso-wrap-style:square;mso-wrap-distance-left:9pt;mso-wrap-distance-top:0;mso-wrap-distance-right:9pt;mso-wrap-distance-bottom:0;mso-position-horizontal:absolute;mso-position-horizontal-relative:text;mso-position-vertical:absolute;mso-position-vertical-relative:text;v-text-anchor:top" o:gfxdata="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" fillcolor="white [3201]" stroked="f" strokeweight=".5pt">
+                <v:textbox>
+                  <w:txbxContent>
+                    <w:p>
+                      <w:pPr>
+                        <w:rPr>
+                          <w:color w:val="EE0000"/>
+                        </w:rPr>
+                      </w:pPr>
+                      <w:r>
+                        <w:rPr>
+                          <w:color w:val="EE0000"/>
+                        </w:rPr>
+                        <w:t xml:space="preserve">Do not submerge second hole </w:t>
+                      </w:r>
+                    </w:p>
+                  </w:txbxContent>
+                </v:textbox>
+              </v:shape>
+            </w:pict>
+          </mc:Fallback>
+        </mc:AlternateContent>
+      </w:r>
+      <w:r>
+        <w:rPr>
+          <w:rFonts w:ascii="Times New Roman" w:hAnsi="Times New Roman" w:cs="Times New Roman"/>
+        </w:rPr>
+        <w:t>Sharpie</w:t>
+      </w:r>
+    </w:p>
+    <w:p>
+      <w:pPr>
+        <w:pStyle w:val="ListParagraph"/>
+        <w:numPr>
+          <w:ilvl w:val="0"/>
+          <w:numId w:val="1"/>
+        </w:numPr>
+        <w:rPr>
+          <w:rFonts w:ascii="Times New Roman" w:hAnsi="Times New Roman" w:cs="Times New Roman"/>
+        </w:rPr>
+      </w:pPr>
+      <w:r>
+        <w:rPr>
+          <w:rFonts w:ascii="Times New Roman" w:hAnsi="Times New Roman" w:cs="Times New Roman"/>
+        </w:rPr>
+        <w:t xml:space="preserve">70% </w:t>
+      </w:r>
+      <w:r>
+        <w:rPr>
+          <w:rFonts w:ascii="Times New Roman" w:hAnsi="Times New Roman" w:cs="Times New Roman"/>
+        </w:rPr>
+        <w:t xml:space="preserve">Ethanol to clean surface </w:t>
+      </w:r>
+    </w:p>
+    <w:p>
+      <w:pPr>
+        <w:pStyle w:val="ListParagraph"/>
+        <w:numPr>
+          <w:ilvl w:val="0"/>
+          <w:numId w:val="1"/>
+        </w:numPr>
+        <w:rPr>
+          <w:rFonts w:ascii="Times New Roman" w:hAnsi="Times New Roman" w:cs="Times New Roman"/>
+        </w:rPr>
+      </w:pPr>
+      <w:r>
+        <w:rPr>
+          <w:rFonts w:ascii="Times New Roman" w:hAnsi="Times New Roman" w:cs="Times New Roman"/>
+          <w:noProof/>
+        </w:rPr>
+        <mc:AlternateContent>
+          <mc:Choice Requires="wps">
+            <w:drawing>
+              <wp:anchor distT="0" distB="0" distL="114300" distR="114300" simplePos="0" relativeHeight="251662336" behindDoc="0" locked="0" layoutInCell="1" allowOverlap="1" wp14:anchorId="54D7B8AE" wp14:editId="2EDC41E8">
+                <wp:simplePos x="0" y="0"/>
+                <wp:positionH relativeFrom="column">
+                  <wp:posOffset>4733926</wp:posOffset>
+                </wp:positionH>
+                <wp:positionV relativeFrom="paragraph">
+                  <wp:posOffset>62231</wp:posOffset>
+                </wp:positionV>
+                <wp:extent cx="704850" cy="0"/>
+                <wp:effectExtent l="0" t="12700" r="19050" b="25400"/>
+                <wp:wrapNone/>
+                <wp:docPr id="1047244486" name="Straight Connector 3"/>
+                <wp:cNvGraphicFramePr/>
+                <a:graphic xmlns:a="http://schemas.openxmlformats.org/drawingml/2006/main">
+                  <a:graphicData uri="http://schemas.microsoft.com/office/word/2010/wordprocessingShape">
+                    <wps:wsp>
+                      <wps:cNvCnPr/>
+                      <wps:spPr>
+                        <a:xfrm>
+                          <a:off x="0" y="0"/>
+                          <a:ext cx="704850" cy="0"/>
+                        </a:xfrm>
+                        <a:prstGeom prst="line">
+                          <a:avLst/>
+                        </a:prstGeom>
+                        <a:ln w="38100">
+                          <a:solidFill>
+                            <a:srgbClr val="EE0000"/>
+                          </a:solidFill>
+                          <a:prstDash val="dash"/>
+                        </a:ln>
+                      </wps:spPr>
+                      <wps:style>
+                        <a:lnRef idx="1">
+                          <a:schemeClr val="accent1"/>
+                        </a:lnRef>
+                        <a:fillRef idx="0">
+                          <a:schemeClr val="accent1"/>
+                        </a:fillRef>
+                        <a:effectRef idx="0">
+                          <a:schemeClr val="accent1"/>
+                        </a:effectRef>
+                        <a:fontRef idx="minor">
+                          <a:schemeClr val="tx1"/>
+                        </a:fontRef>
+                      </wps:style>
+                      <wps:bodyPr/>
+                    </wps:wsp>
+                  </a:graphicData>
+                </a:graphic>
+                <wp14:sizeRelH relativeFrom="margin">
+                  <wp14:pctWidth>0</wp14:pctWidth>
+                </wp14:sizeRelH>
+                <wp14:sizeRelV relativeFrom="margin">
+                  <wp14:pctHeight>0</wp14:pctHeight>
+                </wp14:sizeRelV>
+              </wp:anchor>
+            </w:drawing>
+          </mc:Choice>
+          <mc:Fallback>
+            <w:pict>
+              <v:line w14:anchorId="08DF4A9B" id="Straight Connector 3" o:spid="_x0000_s1026" style="position:absolute;z-index:251662336;visibility:visible;mso-wrap-style:square;mso-width-percent:0;mso-height-percent:0;mso-wrap-distance-left:9pt;mso-wrap-distance-top:0;mso-wrap-distance-right:9pt;mso-wrap-distance-bottom:0;mso-position-horizontal:absolute;mso-position-horizontal-relative:text;mso-position-vertical:absolute;mso-position-vertical-relative:text;mso-width-percent:0;mso-height-percent:0;mso-width-relative:margin;mso-height-relative:margin" from="372.75pt,4.9pt" to="428.25pt,4.9pt" o:gfxdata="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" strokecolor="#e00" strokeweight="3pt">
+                <v:stroke dashstyle="dash" joinstyle="miter"/>
+              </v:line>
+            </w:pict>
+          </mc:Fallback>
+        </mc:AlternateContent>
+      </w:r>
+      <w:r>
+        <w:rPr>
+          <w:rFonts w:ascii="Times New Roman" w:hAnsi="Times New Roman" w:cs="Times New Roman"/>
+        </w:rPr>
+        <w:t xml:space="preserve">Clean Squeeze bottle </w:t>
+      </w:r>
+      <w:r>
+        <w:rPr>
+          <w:rFonts w:ascii="Times New Roman" w:hAnsi="Times New Roman" w:cs="Times New Roman"/>
+        </w:rPr>
+        <w:t xml:space="preserve">with DI </w:t>
+      </w:r>
+    </w:p>
+    <w:p>
+      <w:pPr>
+        <w:pStyle w:val="ListParagraph"/>
+        <w:numPr>
+          <w:ilvl w:val="0"/>
+          <w:numId w:val="1"/>
+        </w:numPr>
+        <w:rPr>
+          <w:rFonts w:ascii="Times New Roman" w:hAnsi="Times New Roman" w:cs="Times New Roman"/>
+        </w:rPr>
+      </w:pPr>
+      <w:r>
+        <w:rPr>
+          <w:rFonts w:ascii="Times New Roman" w:hAnsi="Times New Roman" w:cs="Times New Roman"/>
+        </w:rPr>
+        <w:t xml:space="preserve">Gloves </w:t>
+      </w:r>
+    </w:p>
+    <w:p>
+      <w:pPr>
+        <w:pStyle w:val="ListParagraph"/>
+        <w:numPr>
+          <w:ilvl w:val="0"/>
+          <w:numId w:val="1"/>
+        </w:numPr>
+        <w:rPr>
+          <w:rFonts w:ascii="Times New Roman" w:hAnsi="Times New Roman" w:cs="Times New Roman"/>
+        </w:rPr>
+      </w:pPr>
+      <w:r>
+        <w:rPr>
+          <w:rFonts w:ascii="Times New Roman" w:hAnsi="Times New Roman" w:cs="Times New Roman"/>
+        </w:rPr>
+        <w:t xml:space="preserve">Kim wipes </w:t>
+      </w:r>
+    </w:p>
+    <w:p>
+      <w:pPr>
+        <w:pStyle w:val="ListParagraph"/>
+        <w:numPr>
+          <w:ilvl w:val="0"/>
+          <w:numId w:val="1"/>
+        </w:numPr>
+        <w:rPr>
+          <w:rFonts w:ascii="Times New Roman" w:hAnsi="Times New Roman" w:cs="Times New Roman"/>
+        </w:rPr>
+      </w:pPr>
+      <w:r>
+        <w:rPr>
+          <w:rFonts w:ascii="Times New Roman" w:hAnsi="Times New Roman" w:cs="Times New Roman"/>
+        </w:rPr>
+        <w:t xml:space="preserve">Scissors </w:t>
+      </w:r>
+    </w:p>
+    <w:p>
+      <w:pPr>
+        <w:pStyle w:val="ListParagraph"/>
+        <w:numPr>
+          <w:ilvl w:val="0"/>
+          <w:numId w:val="1"/>
+        </w:numPr>
+        <w:rPr>
+          <w:rFonts w:ascii="Times New Roman" w:hAnsi="Times New Roman" w:cs="Times New Roman"/>
+        </w:rPr>
+      </w:pPr>
+      <w:r>
+        <w:rPr>
+          <w:rFonts w:ascii="Times New Roman" w:hAnsi="Times New Roman" w:cs="Times New Roman"/>
+        </w:rPr>
+        <w:t>Tissue h</w:t>
+      </w:r>
+      <w:r>
+        <w:rPr>
+          <w:rFonts w:ascii="Times New Roman" w:hAnsi="Times New Roman" w:cs="Times New Roman"/>
+        </w:rPr>
+        <w:t xml:space="preserve">omogenizer </w:t>
+      </w:r>
+      <w:r>
+        <w:rPr>
+          <w:rFonts w:ascii="Times New Roman" w:hAnsi="Times New Roman" w:cs="Times New Roman"/>
+        </w:rPr>
+        <w:t xml:space="preserve"> </w:t>
+      </w:r>
+    </w:p>
+    <w:p>
+      <w:pPr>
+        <w:pStyle w:val="ListParagraph"/>
+        <w:rPr>
+          <w:rFonts w:ascii="Times New Roman" w:hAnsi="Times New Roman" w:cs="Times New Roman"/>
+        </w:rPr>
+      </w:pPr>
+    </w:p>
+    <w:p>
+      <w:pPr>
+        <w:rPr>
+          <w:rFonts w:ascii="Times New Roman" w:hAnsi="Times New Roman" w:cs="Times New Roman"/>
+          <w:u w:val="single"/>
+        </w:rPr>
+      </w:pPr>
+      <w:r>
+        <w:rPr>
+          <w:rFonts w:ascii="Times New Roman" w:hAnsi="Times New Roman" w:cs="Times New Roman"/>
+          <w:u w:val="single"/>
+        </w:rPr>
+        <w:t>Protocol</w:t>
+      </w:r>
+    </w:p>
+    <w:p>
+      <w:pPr>
+        <w:rPr>
+          <w:rFonts w:ascii="Times New Roman" w:hAnsi="Times New Roman" w:cs="Times New Roman"/>
+          <w:u w:val="single"/>
+        </w:rPr>
+      </w:pPr>
+    </w:p>
+    <w:p>
+      <w:pPr>
+        <w:rPr>
+          <w:rFonts w:ascii="Times New Roman" w:hAnsi="Times New Roman" w:cs="Times New Roman"/>
+        </w:rPr>
+      </w:pPr>
+      <w:r>
+        <w:rPr>
+          <w:rFonts w:ascii="Times New Roman" w:hAnsi="Times New Roman" w:cs="Times New Roman"/>
+        </w:rPr>
+        <w:t>Prep</w:t>
+      </w:r>
+      <w:r>
+        <w:rPr>
+          <w:rFonts w:ascii="Times New Roman" w:hAnsi="Times New Roman" w:cs="Times New Roman"/>
+        </w:rPr>
+        <w:t>:</w:t>
+      </w:r>
+    </w:p>
+    <w:p>
+      <w:pPr>
+        <w:pStyle w:val="ListParagraph"/>
+        <w:numPr>
+          <w:ilvl w:val="0"/>
+          <w:numId w:val="8"/>
+        </w:numPr>
+        <w:rPr>
+          <w:rFonts w:ascii="Times New Roman" w:hAnsi="Times New Roman" w:cs="Times New Roman"/>
+        </w:rPr>
+      </w:pPr>
+      <w:r>
+        <w:rPr>
+          <w:rFonts w:ascii="Times New Roman" w:hAnsi="Times New Roman" w:cs="Times New Roman"/>
+        </w:rPr>
+        <w:t xml:space="preserve">Put on gloves </w:t>
+      </w:r>
+    </w:p>
+    <w:p>
+      <w:pPr>
+        <w:pStyle w:val="ListParagraph"/>
+        <w:numPr>
+          <w:ilvl w:val="0"/>
+          <w:numId w:val="8"/>
+        </w:numPr>
+        <w:rPr>
+          <w:rFonts w:ascii="Times New Roman" w:hAnsi="Times New Roman" w:cs="Times New Roman"/>
+        </w:rPr>
+      </w:pPr>
+      <w:r>
+        <w:rPr>
+          <w:rFonts w:ascii="Times New Roman" w:hAnsi="Times New Roman" w:cs="Times New Roman"/>
+        </w:rPr>
+        <w:t>Make sure you have enough 70% ethanol for your day (mix more if needed)</w:t>
+      </w:r>
+    </w:p>
+    <w:p>
+      <w:pPr>
+        <w:pStyle w:val="ListParagraph"/>
+        <w:numPr>
+          <w:ilvl w:val="0"/>
+          <w:numId w:val="8"/>
+        </w:numPr>
+        <w:rPr>
+          <w:rFonts w:ascii="Times New Roman" w:hAnsi="Times New Roman" w:cs="Times New Roman"/>
+        </w:rPr>
+      </w:pPr>
+      <w:r>
+        <w:rPr>
+          <w:rFonts w:ascii="Times New Roman" w:hAnsi="Times New Roman" w:cs="Times New Roman"/>
+        </w:rPr>
+        <w:t xml:space="preserve">Sanitize work area and equipment with 70% ethanol and a </w:t>
       </w:r>
       <w:proofErr w:type="spellStart"/>
       <w:r>
         <w:rPr>
           <w:rFonts w:ascii="Times New Roman" w:hAnsi="Times New Roman" w:cs="Times New Roman"/>
         </w:rPr>
-        <w:t>ziplock</w:t>
+        <w:t>kim</w:t>
       </w:r>
       <w:proofErr w:type="spellEnd"/>
       <w:r>
         <w:rPr>
           <w:rFonts w:ascii="Times New Roman" w:hAnsi="Times New Roman" w:cs="Times New Roman"/>
         </w:rPr>
-        <w:t xml:space="preserve"> bags </w:t>
-      </w:r>
-    </w:p>
-    <w:p>
-      <w:pPr>
-        <w:pStyle w:val="ListParagraph"/>
-        <w:numPr>
-          <w:ilvl w:val="0"/>
-          <w:numId w:val="1"/>
-        </w:numPr>
-        <w:rPr>
-          <w:rFonts w:ascii="Times New Roman" w:hAnsi="Times New Roman" w:cs="Times New Roman"/>
-        </w:rPr>
-      </w:pPr>
-      <w:r>
-        <w:rPr>
-          <w:rFonts w:ascii="Times New Roman" w:hAnsi="Times New Roman" w:cs="Times New Roman"/>
-        </w:rPr>
-        <w:t>50</w:t>
+        <w:t xml:space="preserve"> wipe  </w:t>
+      </w:r>
+    </w:p>
+    <w:p>
+      <w:pPr>
+        <w:pStyle w:val="ListParagraph"/>
+        <w:numPr>
+          <w:ilvl w:val="0"/>
+          <w:numId w:val="8"/>
+        </w:numPr>
+        <w:rPr>
+          <w:rFonts w:ascii="Times New Roman" w:hAnsi="Times New Roman" w:cs="Times New Roman"/>
+          <w:highlight w:val="yellow"/>
+        </w:rPr>
+      </w:pPr>
+      <w:r>
+        <w:rPr>
+          <w:rFonts w:ascii="Times New Roman" w:hAnsi="Times New Roman" w:cs="Times New Roman"/>
+          <w:highlight w:val="yellow"/>
+        </w:rPr>
+        <w:t xml:space="preserve">Select samples, unwrap them and place them in the hood to thaw </w:t>
+      </w:r>
+    </w:p>
+    <w:p>
+      <w:pPr>
+        <w:pStyle w:val="ListParagraph"/>
+        <w:numPr>
+          <w:ilvl w:val="0"/>
+          <w:numId w:val="8"/>
+        </w:numPr>
+        <w:rPr>
+          <w:rFonts w:ascii="Times New Roman" w:hAnsi="Times New Roman" w:cs="Times New Roman"/>
+        </w:rPr>
+      </w:pPr>
+      <w:r>
+        <w:rPr>
+          <w:rFonts w:ascii="Times New Roman" w:hAnsi="Times New Roman" w:cs="Times New Roman"/>
+        </w:rPr>
+        <w:t xml:space="preserve">Label 50 mL falcon tube with sample and project names </w:t>
+      </w:r>
+    </w:p>
+    <w:p>
+      <w:pPr>
+        <w:pStyle w:val="ListParagraph"/>
+        <w:numPr>
+          <w:ilvl w:val="0"/>
+          <w:numId w:val="8"/>
+        </w:numPr>
+        <w:rPr>
+          <w:rFonts w:ascii="Times New Roman" w:hAnsi="Times New Roman" w:cs="Times New Roman"/>
+        </w:rPr>
+      </w:pPr>
+      <w:r>
+        <w:rPr>
+          <w:rFonts w:ascii="Times New Roman" w:hAnsi="Times New Roman" w:cs="Times New Roman"/>
+        </w:rPr>
+        <w:t xml:space="preserve">Set up remaining equipment </w:t>
+      </w:r>
+    </w:p>
+    <w:p>
+      <w:pPr>
+        <w:rPr>
+          <w:rFonts w:ascii="Times New Roman" w:hAnsi="Times New Roman" w:cs="Times New Roman"/>
+        </w:rPr>
+      </w:pPr>
+      <w:r>
+        <w:rPr>
+          <w:rFonts w:ascii="Times New Roman" w:hAnsi="Times New Roman" w:cs="Times New Roman"/>
+        </w:rPr>
+        <w:t xml:space="preserve">Airbrushing: </w:t>
+      </w:r>
+    </w:p>
+    <w:p>
+      <w:pPr>
+        <w:pStyle w:val="ListParagraph"/>
+        <w:numPr>
+          <w:ilvl w:val="0"/>
+          <w:numId w:val="3"/>
+        </w:numPr>
+        <w:rPr>
+          <w:rFonts w:ascii="Times New Roman" w:hAnsi="Times New Roman" w:cs="Times New Roman"/>
+          <w:highlight w:val="yellow"/>
+        </w:rPr>
+      </w:pPr>
+      <w:r>
+        <w:rPr>
+          <w:rFonts w:ascii="Times New Roman" w:hAnsi="Times New Roman" w:cs="Times New Roman"/>
+          <w:highlight w:val="yellow"/>
+        </w:rPr>
+        <w:t xml:space="preserve">Use cleaned forceps </w:t>
+      </w:r>
+      <w:r>
+        <w:rPr>
+          <w:rFonts w:ascii="Times New Roman" w:hAnsi="Times New Roman" w:cs="Times New Roman"/>
+          <w:highlight w:val="yellow"/>
+        </w:rPr>
+        <w:t xml:space="preserve">to remove epiphytes </w:t>
+      </w:r>
+      <w:r>
+        <w:rPr>
+          <w:rFonts w:ascii="Times New Roman" w:hAnsi="Times New Roman" w:cs="Times New Roman"/>
+          <w:highlight w:val="yellow"/>
+        </w:rPr>
+        <w:t xml:space="preserve">(discard in trash) </w:t>
+      </w:r>
+    </w:p>
+    <w:p>
+      <w:pPr>
+        <w:pStyle w:val="ListParagraph"/>
+        <w:numPr>
+          <w:ilvl w:val="0"/>
+          <w:numId w:val="3"/>
+        </w:numPr>
+        <w:rPr>
+          <w:rFonts w:ascii="Times New Roman" w:hAnsi="Times New Roman" w:cs="Times New Roman"/>
+        </w:rPr>
+      </w:pPr>
+      <w:r>
+        <w:rPr>
+          <w:rFonts w:ascii="Times New Roman" w:hAnsi="Times New Roman" w:cs="Times New Roman"/>
+        </w:rPr>
+        <w:t>Place</w:t>
       </w:r>
       <w:r>
         <w:rPr>
           <w:rFonts w:ascii="Times New Roman" w:hAnsi="Times New Roman" w:cs="Times New Roman"/>
         </w:rPr>
         <w:t xml:space="preserve"> </w:t>
-      </w:r>
-      <w:r>
-        <w:rPr>
-          <w:rFonts w:ascii="Times New Roman" w:hAnsi="Times New Roman" w:cs="Times New Roman"/>
-        </w:rPr>
-        <w:t xml:space="preserve">mL falcon tubes </w:t>
-      </w:r>
-    </w:p>
-    <w:p>
-      <w:pPr>
-        <w:pStyle w:val="ListParagraph"/>
-        <w:numPr>
-          <w:ilvl w:val="0"/>
-          <w:numId w:val="1"/>
-        </w:numPr>
-        <w:rPr>
-          <w:rFonts w:ascii="Times New Roman" w:hAnsi="Times New Roman" w:cs="Times New Roman"/>
-        </w:rPr>
-      </w:pPr>
-      <w:r>
-        <w:rPr>
-          <w:rFonts w:ascii="Times New Roman" w:hAnsi="Times New Roman" w:cs="Times New Roman"/>
-        </w:rPr>
-        <w:t xml:space="preserve">70% </w:t>
-      </w:r>
-      <w:r>
-        <w:rPr>
-          <w:rFonts w:ascii="Times New Roman" w:hAnsi="Times New Roman" w:cs="Times New Roman"/>
-        </w:rPr>
-        <w:t xml:space="preserve">Ethanol to clean surface </w:t>
-      </w:r>
-    </w:p>
-    <w:p>
-      <w:pPr>
-        <w:pStyle w:val="ListParagraph"/>
-        <w:numPr>
-          <w:ilvl w:val="0"/>
-          <w:numId w:val="1"/>
-        </w:numPr>
-        <w:rPr>
-          <w:rFonts w:ascii="Times New Roman" w:hAnsi="Times New Roman" w:cs="Times New Roman"/>
-        </w:rPr>
-      </w:pPr>
-      <w:r>
-        <w:rPr>
-          <w:rFonts w:ascii="Times New Roman" w:hAnsi="Times New Roman" w:cs="Times New Roman"/>
-        </w:rPr>
-        <w:t>Forceps</w:t>
-      </w:r>
-    </w:p>
-    <w:p>
-      <w:pPr>
-        <w:pStyle w:val="ListParagraph"/>
-        <w:numPr>
-          <w:ilvl w:val="0"/>
-          <w:numId w:val="1"/>
-        </w:numPr>
-        <w:rPr>
-          <w:rFonts w:ascii="Times New Roman" w:hAnsi="Times New Roman" w:cs="Times New Roman"/>
-        </w:rPr>
-      </w:pPr>
-      <w:r>
-        <w:rPr>
-          <w:rFonts w:ascii="Times New Roman" w:hAnsi="Times New Roman" w:cs="Times New Roman"/>
-        </w:rPr>
-        <w:t xml:space="preserve">Clean Squeeze bottle </w:t>
-      </w:r>
-      <w:r>
-        <w:rPr>
-          <w:rFonts w:ascii="Times New Roman" w:hAnsi="Times New Roman" w:cs="Times New Roman"/>
-        </w:rPr>
-        <w:t xml:space="preserve">with DI </w:t>
-      </w:r>
-    </w:p>
-    <w:p>
-      <w:pPr>
-        <w:pStyle w:val="ListParagraph"/>
-        <w:numPr>
-          <w:ilvl w:val="0"/>
-          <w:numId w:val="1"/>
-        </w:numPr>
-        <w:rPr>
-          <w:rFonts w:ascii="Times New Roman" w:hAnsi="Times New Roman" w:cs="Times New Roman"/>
-        </w:rPr>
-      </w:pPr>
-      <w:r>
-        <w:rPr>
-          <w:rFonts w:ascii="Times New Roman" w:hAnsi="Times New Roman" w:cs="Times New Roman"/>
-        </w:rPr>
-        <w:t>Tissue h</w:t>
-      </w:r>
-      <w:r>
-        <w:rPr>
-          <w:rFonts w:ascii="Times New Roman" w:hAnsi="Times New Roman" w:cs="Times New Roman"/>
-        </w:rPr>
-        <w:t xml:space="preserve">omogenizer </w:t>
-      </w:r>
-      <w:r>
-        <w:rPr>
-          <w:rFonts w:ascii="Times New Roman" w:hAnsi="Times New Roman" w:cs="Times New Roman"/>
-        </w:rPr>
-        <w:t xml:space="preserve"> </w:t>
-      </w:r>
-    </w:p>
-    <w:p>
-      <w:pPr>
-        <w:pStyle w:val="ListParagraph"/>
-        <w:numPr>
-          <w:ilvl w:val="0"/>
-          <w:numId w:val="1"/>
-        </w:numPr>
-        <w:rPr>
-          <w:rFonts w:ascii="Times New Roman" w:hAnsi="Times New Roman" w:cs="Times New Roman"/>
-        </w:rPr>
-      </w:pPr>
-      <w:r>
-        <w:rPr>
-          <w:rFonts w:ascii="Times New Roman" w:hAnsi="Times New Roman" w:cs="Times New Roman"/>
-        </w:rPr>
-        <w:t>DI water</w:t>
-      </w:r>
-    </w:p>
-    <w:p>
-      <w:pPr>
-        <w:pStyle w:val="ListParagraph"/>
-        <w:numPr>
-          <w:ilvl w:val="0"/>
-          <w:numId w:val="1"/>
-        </w:numPr>
-        <w:rPr>
-          <w:rFonts w:ascii="Times New Roman" w:hAnsi="Times New Roman" w:cs="Times New Roman"/>
-        </w:rPr>
-      </w:pPr>
-      <w:r>
-        <w:rPr>
-          <w:rFonts w:ascii="Times New Roman" w:hAnsi="Times New Roman" w:cs="Times New Roman"/>
-        </w:rPr>
-        <w:t xml:space="preserve">Kim wipes </w:t>
-      </w:r>
-    </w:p>
-    <w:p>
-      <w:pPr>
-        <w:pStyle w:val="ListParagraph"/>
-        <w:numPr>
-          <w:ilvl w:val="0"/>
-          <w:numId w:val="1"/>
-        </w:numPr>
-        <w:rPr>
-          <w:rFonts w:ascii="Times New Roman" w:hAnsi="Times New Roman" w:cs="Times New Roman"/>
-        </w:rPr>
-      </w:pPr>
-      <w:r>
-        <w:rPr>
-          <w:rFonts w:ascii="Times New Roman" w:hAnsi="Times New Roman" w:cs="Times New Roman"/>
-        </w:rPr>
-        <w:t xml:space="preserve">Gloves </w:t>
-      </w:r>
-    </w:p>
-    <w:p>
-      <w:pPr>
-        <w:pStyle w:val="ListParagraph"/>
-        <w:numPr>
-          <w:ilvl w:val="0"/>
-          <w:numId w:val="1"/>
-        </w:numPr>
-        <w:rPr>
-          <w:rFonts w:ascii="Times New Roman" w:hAnsi="Times New Roman" w:cs="Times New Roman"/>
-        </w:rPr>
-      </w:pPr>
-      <w:r>
-        <w:rPr>
-          <w:rFonts w:ascii="Times New Roman" w:hAnsi="Times New Roman" w:cs="Times New Roman"/>
-        </w:rPr>
-        <w:t xml:space="preserve">Scissors </w:t>
-      </w:r>
-    </w:p>
-    <w:p>
-      <w:pPr>
-        <w:pStyle w:val="ListParagraph"/>
-        <w:numPr>
-          <w:ilvl w:val="0"/>
-          <w:numId w:val="1"/>
-        </w:numPr>
-        <w:rPr>
-          <w:rFonts w:ascii="Times New Roman" w:hAnsi="Times New Roman" w:cs="Times New Roman"/>
-        </w:rPr>
-      </w:pPr>
-      <w:r>
-        <w:rPr>
-          <w:rFonts w:ascii="Times New Roman" w:hAnsi="Times New Roman" w:cs="Times New Roman"/>
-        </w:rPr>
-        <w:t>Tube Rack</w:t>
-      </w:r>
-    </w:p>
-    <w:p>
-      <w:pPr>
-        <w:pStyle w:val="ListParagraph"/>
-        <w:numPr>
-          <w:ilvl w:val="0"/>
-          <w:numId w:val="1"/>
-        </w:numPr>
-        <w:rPr>
-          <w:rFonts w:ascii="Times New Roman" w:hAnsi="Times New Roman" w:cs="Times New Roman"/>
-        </w:rPr>
-      </w:pPr>
-      <w:r>
-        <w:rPr>
-          <w:rFonts w:ascii="Times New Roman" w:hAnsi="Times New Roman" w:cs="Times New Roman"/>
-        </w:rPr>
-        <w:t xml:space="preserve">Marker </w:t>
-      </w:r>
-    </w:p>
-    <w:p>
-      <w:pPr>
-        <w:rPr>
-          <w:rFonts w:ascii="Times New Roman" w:hAnsi="Times New Roman" w:cs="Times New Roman"/>
-        </w:rPr>
-      </w:pPr>
-    </w:p>
-    <w:p>
-      <w:pPr>
-        <w:rPr>
-          <w:rFonts w:ascii="Times New Roman" w:hAnsi="Times New Roman" w:cs="Times New Roman"/>
-          <w:u w:val="single"/>
-        </w:rPr>
-      </w:pPr>
-      <w:r>
-        <w:rPr>
-          <w:rFonts w:ascii="Times New Roman" w:hAnsi="Times New Roman" w:cs="Times New Roman"/>
-          <w:u w:val="single"/>
-        </w:rPr>
-        <w:t>Prep</w:t>
-      </w:r>
-    </w:p>
-    <w:p>
-      <w:pPr>
-        <w:rPr>
-          <w:rFonts w:ascii="Times New Roman" w:hAnsi="Times New Roman" w:cs="Times New Roman"/>
-          <w:u w:val="single"/>
-        </w:rPr>
-      </w:pPr>
-    </w:p>
-    <w:p>
-      <w:pPr>
-        <w:pStyle w:val="ListParagraph"/>
-        <w:numPr>
-          <w:ilvl w:val="0"/>
-          <w:numId w:val="6"/>
-        </w:numPr>
-        <w:rPr>
-          <w:rFonts w:ascii="Times New Roman" w:hAnsi="Times New Roman" w:cs="Times New Roman"/>
-        </w:rPr>
-      </w:pPr>
-      <w:r>
-        <w:rPr>
-          <w:rFonts w:ascii="Times New Roman" w:hAnsi="Times New Roman" w:cs="Times New Roman"/>
-        </w:rPr>
-        <w:t>Fill</w:t>
-      </w:r>
-      <w:r>
-        <w:rPr>
-          <w:rFonts w:ascii="Times New Roman" w:hAnsi="Times New Roman" w:cs="Times New Roman"/>
-        </w:rPr>
-        <w:t xml:space="preserve"> airbrush</w:t>
-      </w:r>
-      <w:r>
-        <w:rPr>
-          <w:rFonts w:ascii="Times New Roman" w:hAnsi="Times New Roman" w:cs="Times New Roman"/>
-        </w:rPr>
-        <w:t xml:space="preserve"> </w:t>
-      </w:r>
-      <w:r>
-        <w:rPr>
-          <w:rFonts w:ascii="Times New Roman" w:hAnsi="Times New Roman" w:cs="Times New Roman"/>
-        </w:rPr>
-        <w:t>bottle</w:t>
-      </w:r>
-      <w:r>
-        <w:rPr>
-          <w:rFonts w:ascii="Times New Roman" w:hAnsi="Times New Roman" w:cs="Times New Roman"/>
-        </w:rPr>
-        <w:t xml:space="preserve"> and squeeze bottle</w:t>
-      </w:r>
-      <w:r>
-        <w:rPr>
-          <w:rFonts w:ascii="Times New Roman" w:hAnsi="Times New Roman" w:cs="Times New Roman"/>
-        </w:rPr>
-        <w:t xml:space="preserve"> with </w:t>
-      </w:r>
-      <w:r>
-        <w:rPr>
-          <w:rFonts w:ascii="Times New Roman" w:hAnsi="Times New Roman" w:cs="Times New Roman"/>
-        </w:rPr>
-        <w:t>DI</w:t>
-      </w:r>
-    </w:p>
-    <w:p>
-      <w:pPr>
-        <w:pStyle w:val="ListParagraph"/>
-        <w:numPr>
-          <w:ilvl w:val="0"/>
-          <w:numId w:val="6"/>
-        </w:numPr>
-        <w:rPr>
-          <w:rFonts w:ascii="Times New Roman" w:hAnsi="Times New Roman" w:cs="Times New Roman"/>
-        </w:rPr>
-      </w:pPr>
-      <w:r>
-        <w:rPr>
-          <w:rFonts w:ascii="Times New Roman" w:hAnsi="Times New Roman" w:cs="Times New Roman"/>
-        </w:rPr>
-        <w:t xml:space="preserve">Select samples and put them in the ice bucket </w:t>
-      </w:r>
-    </w:p>
-    <w:p>
-      <w:pPr>
-        <w:pStyle w:val="ListParagraph"/>
-        <w:numPr>
-          <w:ilvl w:val="0"/>
-          <w:numId w:val="6"/>
-        </w:numPr>
-        <w:rPr>
-          <w:rFonts w:ascii="Times New Roman" w:hAnsi="Times New Roman" w:cs="Times New Roman"/>
-        </w:rPr>
-      </w:pPr>
-      <w:r>
-        <w:rPr>
-          <w:rFonts w:ascii="Times New Roman" w:hAnsi="Times New Roman" w:cs="Times New Roman"/>
-        </w:rPr>
-        <w:t>Label</w:t>
-      </w:r>
-      <w:r>
-        <w:rPr>
-          <w:rFonts w:ascii="Times New Roman" w:hAnsi="Times New Roman" w:cs="Times New Roman"/>
-        </w:rPr>
-        <w:t xml:space="preserve"> 50 mL</w:t>
-      </w:r>
-      <w:r>
-        <w:rPr>
-          <w:rFonts w:ascii="Times New Roman" w:hAnsi="Times New Roman" w:cs="Times New Roman"/>
-        </w:rPr>
-        <w:t xml:space="preserve"> </w:t>
-      </w:r>
-      <w:r>
-        <w:rPr>
-          <w:rFonts w:ascii="Times New Roman" w:hAnsi="Times New Roman" w:cs="Times New Roman"/>
-        </w:rPr>
-        <w:t>f</w:t>
-      </w:r>
-      <w:r>
-        <w:rPr>
-          <w:rFonts w:ascii="Times New Roman" w:hAnsi="Times New Roman" w:cs="Times New Roman"/>
-        </w:rPr>
-        <w:t xml:space="preserve">alcon </w:t>
-      </w:r>
-      <w:r>
-        <w:rPr>
-          <w:rFonts w:ascii="Times New Roman" w:hAnsi="Times New Roman" w:cs="Times New Roman"/>
-        </w:rPr>
-        <w:t>tube</w:t>
-      </w:r>
-    </w:p>
-    <w:p>
-      <w:pPr>
-        <w:pStyle w:val="ListParagraph"/>
-        <w:numPr>
-          <w:ilvl w:val="0"/>
-          <w:numId w:val="6"/>
-        </w:numPr>
-        <w:rPr>
-          <w:rFonts w:ascii="Times New Roman" w:hAnsi="Times New Roman" w:cs="Times New Roman"/>
-        </w:rPr>
-      </w:pPr>
-      <w:r>
-        <w:rPr>
-          <w:rFonts w:ascii="Times New Roman" w:hAnsi="Times New Roman" w:cs="Times New Roman"/>
-        </w:rPr>
-        <w:t xml:space="preserve">Sanitize work area and equipment with isopropanol wipes </w:t>
-      </w:r>
-    </w:p>
-    <w:p>
-      <w:pPr>
-        <w:rPr>
-          <w:rFonts w:ascii="Times New Roman" w:hAnsi="Times New Roman" w:cs="Times New Roman"/>
-          <w:u w:val="single"/>
-        </w:rPr>
-      </w:pPr>
-    </w:p>
-    <w:p>
-      <w:pPr>
-        <w:rPr>
-          <w:rFonts w:ascii="Times New Roman" w:hAnsi="Times New Roman" w:cs="Times New Roman"/>
-          <w:u w:val="single"/>
-        </w:rPr>
-      </w:pPr>
-      <w:r>
-        <w:rPr>
-          <w:rFonts w:ascii="Times New Roman" w:hAnsi="Times New Roman" w:cs="Times New Roman"/>
-          <w:u w:val="single"/>
-        </w:rPr>
-        <w:t>Protocol</w:t>
-      </w:r>
-    </w:p>
-    <w:p>
-      <w:pPr>
-        <w:rPr>
-          <w:rFonts w:ascii="Times New Roman" w:hAnsi="Times New Roman" w:cs="Times New Roman"/>
-        </w:rPr>
-      </w:pPr>
-    </w:p>
-    <w:p>
-      <w:pPr>
-        <w:rPr>
-          <w:rFonts w:ascii="Times New Roman" w:hAnsi="Times New Roman" w:cs="Times New Roman"/>
-        </w:rPr>
-      </w:pPr>
-      <w:r>
-        <w:rPr>
-          <w:rFonts w:ascii="Times New Roman" w:hAnsi="Times New Roman" w:cs="Times New Roman"/>
-        </w:rPr>
-        <w:t xml:space="preserve">Airbrushing: </w:t>
-      </w:r>
-    </w:p>
-    <w:p>
-      <w:pPr>
-        <w:pStyle w:val="ListParagraph"/>
-        <w:numPr>
-          <w:ilvl w:val="0"/>
-          <w:numId w:val="3"/>
-        </w:numPr>
-        <w:rPr>
-          <w:rFonts w:ascii="Times New Roman" w:hAnsi="Times New Roman" w:cs="Times New Roman"/>
-        </w:rPr>
-      </w:pPr>
-      <w:r>
-        <w:rPr>
-          <w:rFonts w:ascii="Times New Roman" w:hAnsi="Times New Roman" w:cs="Times New Roman"/>
-        </w:rPr>
-        <w:t xml:space="preserve">Use cleaned forceps to place </w:t>
       </w:r>
       <w:r>
         <w:rPr>
@@ -765,186 +994,274 @@
       <w:pPr>
         <w:pStyle w:val="ListParagraph"/>
         <w:numPr>
-          <w:ilvl w:val="0"/>
-          <w:numId w:val="3"/>
-        </w:numPr>
-        <w:rPr>
-          <w:rFonts w:ascii="Times New Roman" w:hAnsi="Times New Roman" w:cs="Times New Roman"/>
-        </w:rPr>
-      </w:pPr>
-      <w:r>
-        <w:rPr>
-          <w:rFonts w:ascii="Times New Roman" w:hAnsi="Times New Roman" w:cs="Times New Roman"/>
-        </w:rPr>
-        <w:t>Transfer slurry into sterile falcon tube</w:t>
-      </w:r>
-      <w:r>
-        <w:rPr>
-          <w:rFonts w:ascii="Times New Roman" w:hAnsi="Times New Roman" w:cs="Times New Roman"/>
-        </w:rPr>
-        <w:t xml:space="preserve"> but cutting corner of bag. R</w:t>
-      </w:r>
-      <w:r>
-        <w:rPr>
-          <w:rFonts w:ascii="Times New Roman" w:hAnsi="Times New Roman" w:cs="Times New Roman"/>
-        </w:rPr>
-        <w:t>inse sides of bag</w:t>
-      </w:r>
-      <w:r>
-        <w:rPr>
-          <w:rFonts w:ascii="Times New Roman" w:hAnsi="Times New Roman" w:cs="Times New Roman"/>
-        </w:rPr>
-        <w:t xml:space="preserve"> using the </w:t>
-      </w:r>
-      <w:r>
-        <w:rPr>
-          <w:rFonts w:ascii="Times New Roman" w:hAnsi="Times New Roman" w:cs="Times New Roman"/>
-        </w:rPr>
-        <w:t xml:space="preserve">DI </w:t>
-      </w:r>
-      <w:r>
-        <w:rPr>
-          <w:rFonts w:ascii="Times New Roman" w:hAnsi="Times New Roman" w:cs="Times New Roman"/>
-        </w:rPr>
-        <w:t xml:space="preserve">squeeze bottle, </w:t>
-      </w:r>
-      <w:r>
-        <w:rPr>
-          <w:rFonts w:ascii="Times New Roman" w:hAnsi="Times New Roman" w:cs="Times New Roman"/>
-        </w:rPr>
-        <w:t>adding the rins</w:t>
-      </w:r>
-      <w:r>
-        <w:rPr>
-          <w:rFonts w:ascii="Times New Roman" w:hAnsi="Times New Roman" w:cs="Times New Roman"/>
-        </w:rPr>
-        <w:t>e liquid</w:t>
-      </w:r>
-      <w:r>
-        <w:rPr>
-          <w:rFonts w:ascii="Times New Roman" w:hAnsi="Times New Roman" w:cs="Times New Roman"/>
-        </w:rPr>
-        <w:t xml:space="preserve"> to falcon tube</w:t>
-      </w:r>
-    </w:p>
-    <w:p>
-      <w:pPr>
-        <w:pStyle w:val="ListParagraph"/>
-        <w:numPr>
-          <w:ilvl w:val="0"/>
-          <w:numId w:val="3"/>
-        </w:numPr>
-        <w:rPr>
-          <w:rFonts w:ascii="Times New Roman" w:hAnsi="Times New Roman" w:cs="Times New Roman"/>
-        </w:rPr>
-      </w:pPr>
-      <w:r>
-        <w:rPr>
-          <w:rFonts w:ascii="Times New Roman" w:hAnsi="Times New Roman" w:cs="Times New Roman"/>
-        </w:rPr>
-        <w:t xml:space="preserve">Record total volume of tissue slurry and store </w:t>
-      </w:r>
-      <w:r>
-        <w:rPr>
-          <w:rFonts w:ascii="Times New Roman" w:hAnsi="Times New Roman" w:cs="Times New Roman"/>
-        </w:rPr>
-        <w:t>in ice bucket</w:t>
-      </w:r>
-      <w:r>
-        <w:rPr>
-          <w:rFonts w:ascii="Times New Roman" w:hAnsi="Times New Roman" w:cs="Times New Roman"/>
-        </w:rPr>
-        <w:t xml:space="preserve"> until homogenization</w:t>
-      </w:r>
-      <w:r>
-        <w:rPr>
-          <w:rFonts w:ascii="Times New Roman" w:hAnsi="Times New Roman" w:cs="Times New Roman"/>
-        </w:rPr>
-        <w:t>.</w:t>
-      </w:r>
-      <w:r>
-        <w:rPr>
-          <w:rFonts w:ascii="Times New Roman" w:hAnsi="Times New Roman" w:cs="Times New Roman"/>
-        </w:rPr>
-        <w:t xml:space="preserve"> </w:t>
-      </w:r>
-    </w:p>
-    <w:p>
-      <w:pPr>
-        <w:pStyle w:val="ListParagraph"/>
-        <w:numPr>
-          <w:ilvl w:val="0"/>
-          <w:numId w:val="3"/>
-        </w:numPr>
-        <w:rPr>
-          <w:rFonts w:ascii="Times New Roman" w:hAnsi="Times New Roman" w:cs="Times New Roman"/>
-        </w:rPr>
-      </w:pPr>
-      <w:r>
-        <w:rPr>
-          <w:rFonts w:ascii="Times New Roman" w:hAnsi="Times New Roman" w:cs="Times New Roman"/>
-        </w:rPr>
-        <w:t xml:space="preserve">Between each sample, clean the tip of the airbrush and the forceps </w:t>
-      </w:r>
-    </w:p>
-    <w:p>
-      <w:pPr>
-        <w:rPr>
-          <w:rFonts w:ascii="Times New Roman" w:hAnsi="Times New Roman" w:cs="Times New Roman"/>
-        </w:rPr>
-      </w:pPr>
-      <w:r>
-        <w:rPr>
-          <w:rFonts w:ascii="Times New Roman" w:hAnsi="Times New Roman" w:cs="Times New Roman"/>
-        </w:rPr>
-        <w:t xml:space="preserve">Homogenizing: </w:t>
-      </w:r>
-    </w:p>
-    <w:p>
-      <w:pPr>
-        <w:pStyle w:val="ListParagraph"/>
-        <w:numPr>
-          <w:ilvl w:val="0"/>
-          <w:numId w:val="3"/>
-        </w:numPr>
-        <w:rPr>
-          <w:rFonts w:ascii="Times New Roman" w:hAnsi="Times New Roman" w:cs="Times New Roman"/>
-        </w:rPr>
-      </w:pPr>
-      <w:r>
-        <w:rPr>
-          <w:rFonts w:ascii="Times New Roman" w:hAnsi="Times New Roman" w:cs="Times New Roman"/>
-        </w:rPr>
-        <w:t>Homogenize slurry for 30 sec in falcon tube using tissue homogenizer</w:t>
-      </w:r>
-      <w:r>
-        <w:rPr>
-          <w:rFonts w:ascii="Times New Roman" w:hAnsi="Times New Roman" w:cs="Times New Roman"/>
-        </w:rPr>
-        <w:t xml:space="preserve"> at </w:t>
-      </w:r>
-      <w:r>
-        <w:rPr>
-          <w:rFonts w:ascii="Times New Roman" w:hAnsi="Times New Roman" w:cs="Times New Roman"/>
-        </w:rPr>
-        <w:t>half power.</w:t>
-      </w:r>
-      <w:r>
-        <w:rPr>
-          <w:rFonts w:ascii="Times New Roman" w:hAnsi="Times New Roman" w:cs="Times New Roman"/>
-        </w:rPr>
-        <w:t xml:space="preserve"> </w:t>
-      </w:r>
-    </w:p>
-    <w:p>
-      <w:pPr>
-        <w:pStyle w:val="ListParagraph"/>
-        <w:numPr>
           <w:ilvl w:val="1"/>
           <w:numId w:val="3"/>
         </w:numPr>
         <w:rPr>
           <w:rFonts w:ascii="Times New Roman" w:hAnsi="Times New Roman" w:cs="Times New Roman"/>
+          <w:highlight w:val="yellow"/>
+        </w:rPr>
+      </w:pPr>
+      <w:r>
+        <w:rPr>
+          <w:rFonts w:ascii="Times New Roman" w:hAnsi="Times New Roman" w:cs="Times New Roman"/>
+          <w:highlight w:val="yellow"/>
+        </w:rPr>
+        <w:t xml:space="preserve">If chunks of skeleton or epiphytes are visible in slurry, remove with clean forceps </w:t>
+      </w:r>
+    </w:p>
+    <w:p>
+      <w:pPr>
+        <w:pStyle w:val="ListParagraph"/>
+        <w:numPr>
+          <w:ilvl w:val="0"/>
+          <w:numId w:val="3"/>
+        </w:numPr>
+        <w:rPr>
+          <w:rFonts w:ascii="Times New Roman" w:hAnsi="Times New Roman" w:cs="Times New Roman"/>
+        </w:rPr>
+      </w:pPr>
+      <w:r>
+        <w:rPr>
+          <w:rFonts w:ascii="Times New Roman" w:hAnsi="Times New Roman" w:cs="Times New Roman"/>
+        </w:rPr>
+        <w:t>Transfer slurry into sterile falcon tube</w:t>
+      </w:r>
+      <w:r>
+        <w:rPr>
+          <w:rFonts w:ascii="Times New Roman" w:hAnsi="Times New Roman" w:cs="Times New Roman"/>
+        </w:rPr>
+        <w:t xml:space="preserve"> b</w:t>
+      </w:r>
+      <w:r>
+        <w:rPr>
+          <w:rFonts w:ascii="Times New Roman" w:hAnsi="Times New Roman" w:cs="Times New Roman"/>
+        </w:rPr>
+        <w:t>y</w:t>
+      </w:r>
+      <w:r>
+        <w:rPr>
+          <w:rFonts w:ascii="Times New Roman" w:hAnsi="Times New Roman" w:cs="Times New Roman"/>
+        </w:rPr>
+        <w:t xml:space="preserve"> cutting corner of bag. </w:t>
+      </w:r>
+    </w:p>
+    <w:p>
+      <w:pPr>
+        <w:pStyle w:val="ListParagraph"/>
+        <w:numPr>
+          <w:ilvl w:val="0"/>
+          <w:numId w:val="3"/>
+        </w:numPr>
+        <w:rPr>
+          <w:rFonts w:ascii="Times New Roman" w:hAnsi="Times New Roman" w:cs="Times New Roman"/>
+        </w:rPr>
+      </w:pPr>
+      <w:r>
+        <w:rPr>
+          <w:rFonts w:ascii="Times New Roman" w:hAnsi="Times New Roman" w:cs="Times New Roman"/>
+        </w:rPr>
+        <w:t>R</w:t>
+      </w:r>
+      <w:r>
+        <w:rPr>
+          <w:rFonts w:ascii="Times New Roman" w:hAnsi="Times New Roman" w:cs="Times New Roman"/>
+        </w:rPr>
+        <w:t>inse sides of bag</w:t>
+      </w:r>
+      <w:r>
+        <w:rPr>
+          <w:rFonts w:ascii="Times New Roman" w:hAnsi="Times New Roman" w:cs="Times New Roman"/>
+        </w:rPr>
+        <w:t xml:space="preserve"> using the </w:t>
+      </w:r>
+      <w:r>
+        <w:rPr>
+          <w:rFonts w:ascii="Times New Roman" w:hAnsi="Times New Roman" w:cs="Times New Roman"/>
+        </w:rPr>
+        <w:t xml:space="preserve">DI </w:t>
+      </w:r>
+      <w:r>
+        <w:rPr>
+          <w:rFonts w:ascii="Times New Roman" w:hAnsi="Times New Roman" w:cs="Times New Roman"/>
+        </w:rPr>
+        <w:t xml:space="preserve">squeeze bottle, </w:t>
+      </w:r>
+      <w:r>
+        <w:rPr>
+          <w:rFonts w:ascii="Times New Roman" w:hAnsi="Times New Roman" w:cs="Times New Roman"/>
+        </w:rPr>
+        <w:t>adding the rins</w:t>
+      </w:r>
+      <w:r>
+        <w:rPr>
+          <w:rFonts w:ascii="Times New Roman" w:hAnsi="Times New Roman" w:cs="Times New Roman"/>
+        </w:rPr>
+        <w:t>e liquid</w:t>
+      </w:r>
+      <w:r>
+        <w:rPr>
+          <w:rFonts w:ascii="Times New Roman" w:hAnsi="Times New Roman" w:cs="Times New Roman"/>
+        </w:rPr>
+        <w:t xml:space="preserve"> to falcon tube</w:t>
+      </w:r>
+    </w:p>
+    <w:p>
+      <w:pPr>
+        <w:pStyle w:val="ListParagraph"/>
+        <w:numPr>
+          <w:ilvl w:val="0"/>
+          <w:numId w:val="3"/>
+        </w:numPr>
+        <w:rPr>
+          <w:rFonts w:ascii="Times New Roman" w:hAnsi="Times New Roman" w:cs="Times New Roman"/>
+        </w:rPr>
+      </w:pPr>
+      <w:r>
+        <w:rPr>
+          <w:rFonts w:ascii="Times New Roman" w:hAnsi="Times New Roman" w:cs="Times New Roman"/>
+        </w:rPr>
+        <w:t xml:space="preserve">Record total volume of tissue slurry and store </w:t>
+      </w:r>
+      <w:r>
+        <w:rPr>
+          <w:rFonts w:ascii="Times New Roman" w:hAnsi="Times New Roman" w:cs="Times New Roman"/>
+        </w:rPr>
+        <w:t>in ice bucket</w:t>
+      </w:r>
+      <w:r>
+        <w:rPr>
+          <w:rFonts w:ascii="Times New Roman" w:hAnsi="Times New Roman" w:cs="Times New Roman"/>
+        </w:rPr>
+        <w:t xml:space="preserve"> until homogenization</w:t>
+      </w:r>
+      <w:r>
+        <w:rPr>
+          <w:rFonts w:ascii="Times New Roman" w:hAnsi="Times New Roman" w:cs="Times New Roman"/>
+        </w:rPr>
+        <w:t>.</w:t>
+      </w:r>
+      <w:r>
+        <w:rPr>
+          <w:rFonts w:ascii="Times New Roman" w:hAnsi="Times New Roman" w:cs="Times New Roman"/>
+        </w:rPr>
+        <w:t xml:space="preserve"> </w:t>
+      </w:r>
+    </w:p>
+    <w:p>
+      <w:pPr>
+        <w:pStyle w:val="ListParagraph"/>
+        <w:numPr>
+          <w:ilvl w:val="0"/>
+          <w:numId w:val="3"/>
+        </w:numPr>
+        <w:rPr>
+          <w:rFonts w:ascii="Times New Roman" w:hAnsi="Times New Roman" w:cs="Times New Roman"/>
+        </w:rPr>
+      </w:pPr>
+      <w:r>
+        <w:rPr>
+          <w:rFonts w:ascii="Times New Roman" w:hAnsi="Times New Roman" w:cs="Times New Roman"/>
+        </w:rPr>
+        <w:t xml:space="preserve">Between each sample, clean the tip of the airbrush and the forceps </w:t>
+      </w:r>
+    </w:p>
+    <w:p>
+      <w:pPr>
+        <w:pStyle w:val="ListParagraph"/>
+        <w:numPr>
+          <w:ilvl w:val="0"/>
+          <w:numId w:val="3"/>
+        </w:numPr>
+        <w:rPr>
+          <w:rFonts w:ascii="Times New Roman" w:hAnsi="Times New Roman" w:cs="Times New Roman"/>
+        </w:rPr>
+      </w:pPr>
+      <w:r>
+        <w:rPr>
+          <w:rFonts w:ascii="Times New Roman" w:hAnsi="Times New Roman" w:cs="Times New Roman"/>
+        </w:rPr>
+        <w:t xml:space="preserve">When done, empty water and run air through the airbrush to dry the insides. </w:t>
+      </w:r>
+    </w:p>
+    <w:p>
+      <w:pPr>
+        <w:rPr>
+          <w:rFonts w:ascii="Times New Roman" w:hAnsi="Times New Roman" w:cs="Times New Roman"/>
+        </w:rPr>
+      </w:pPr>
+      <w:r>
+        <w:rPr>
+          <w:rFonts w:ascii="Times New Roman" w:hAnsi="Times New Roman" w:cs="Times New Roman"/>
+        </w:rPr>
+        <w:t xml:space="preserve">Homogenizing: </w:t>
+      </w:r>
+    </w:p>
+    <w:p>
+      <w:pPr>
+        <w:pStyle w:val="ListParagraph"/>
+        <w:numPr>
+          <w:ilvl w:val="0"/>
+          <w:numId w:val="3"/>
+        </w:numPr>
+        <w:rPr>
+          <w:rFonts w:ascii="Times New Roman" w:hAnsi="Times New Roman" w:cs="Times New Roman"/>
+          <w:highlight w:val="yellow"/>
+        </w:rPr>
+      </w:pPr>
+      <w:r>
+        <w:rPr>
+          <w:rFonts w:ascii="Times New Roman" w:hAnsi="Times New Roman" w:cs="Times New Roman"/>
+          <w:highlight w:val="yellow"/>
+        </w:rPr>
+        <w:t>Prior to homogenizing, write down the volume of the sample on the outside of the tube</w:t>
+      </w:r>
+    </w:p>
+    <w:p>
+      <w:pPr>
+        <w:pStyle w:val="ListParagraph"/>
+        <w:numPr>
+          <w:ilvl w:val="0"/>
+          <w:numId w:val="3"/>
+        </w:numPr>
+        <w:rPr>
+          <w:rFonts w:ascii="Times New Roman" w:hAnsi="Times New Roman" w:cs="Times New Roman"/>
+        </w:rPr>
+      </w:pPr>
+      <w:r>
+        <w:rPr>
+          <w:rFonts w:ascii="Times New Roman" w:hAnsi="Times New Roman" w:cs="Times New Roman"/>
+        </w:rPr>
+        <w:t>Homogenize slurry for 30 sec in falcon tube using tissue homogenizer</w:t>
+      </w:r>
+      <w:r>
+        <w:rPr>
+          <w:rFonts w:ascii="Times New Roman" w:hAnsi="Times New Roman" w:cs="Times New Roman"/>
+        </w:rPr>
+        <w:t xml:space="preserve"> at </w:t>
+      </w:r>
+      <w:r>
+        <w:rPr>
+          <w:rFonts w:ascii="Times New Roman" w:hAnsi="Times New Roman" w:cs="Times New Roman"/>
+        </w:rPr>
+        <w:t>half power.</w:t>
+      </w:r>
+      <w:r>
+        <w:rPr>
+          <w:rFonts w:ascii="Times New Roman" w:hAnsi="Times New Roman" w:cs="Times New Roman"/>
+        </w:rPr>
+        <w:t xml:space="preserve"> </w:t>
+      </w:r>
+    </w:p>
+    <w:p>
+      <w:pPr>
+        <w:pStyle w:val="ListParagraph"/>
+        <w:numPr>
+          <w:ilvl w:val="1"/>
+          <w:numId w:val="3"/>
+        </w:numPr>
+        <w:rPr>
+          <w:rFonts w:ascii="Times New Roman" w:hAnsi="Times New Roman" w:cs="Times New Roman"/>
         </w:rPr>
       </w:pPr>
       <w:r>
@@ -981,7 +1298,19 @@
         <w:rPr>
           <w:rFonts w:ascii="Times New Roman" w:hAnsi="Times New Roman" w:cs="Times New Roman"/>
         </w:rPr>
-        <w:t xml:space="preserve"> for 30 seconds, then </w:t>
+        <w:t xml:space="preserve"> for </w:t>
+      </w:r>
+      <w:r>
+        <w:rPr>
+          <w:rFonts w:ascii="Times New Roman" w:hAnsi="Times New Roman" w:cs="Times New Roman"/>
+        </w:rPr>
+        <w:t>1</w:t>
+      </w:r>
+      <w:r>
+        <w:rPr>
+          <w:rFonts w:ascii="Times New Roman" w:hAnsi="Times New Roman" w:cs="Times New Roman"/>
+        </w:rPr>
+        <w:t xml:space="preserve">0 seconds, then </w:t>
       </w:r>
       <w:r>
         <w:rPr>
@@ -993,7 +1322,19 @@
         <w:rPr>
           <w:rFonts w:ascii="Times New Roman" w:hAnsi="Times New Roman" w:cs="Times New Roman"/>
         </w:rPr>
-        <w:t>for 30 seconds</w:t>
+        <w:t xml:space="preserve">for </w:t>
+      </w:r>
+      <w:r>
+        <w:rPr>
+          <w:rFonts w:ascii="Times New Roman" w:hAnsi="Times New Roman" w:cs="Times New Roman"/>
+        </w:rPr>
+        <w:t>1</w:t>
+      </w:r>
+      <w:r>
+        <w:rPr>
+          <w:rFonts w:ascii="Times New Roman" w:hAnsi="Times New Roman" w:cs="Times New Roman"/>
+        </w:rPr>
+        <w:t>0 seconds</w:t>
       </w:r>
       <w:r>
         <w:rPr>
@@ -1023,7 +1364,6 @@
           <w:b/>
           <w:u w:val="single"/>
         </w:rPr>
-        <w:lastRenderedPageBreak/>
         <w:t>Aliquot Protocols</w:t>
       </w:r>
     </w:p>
@@ -1373,13 +1713,13 @@
         <w:rPr>
           <w:rFonts w:ascii="Times New Roman" w:hAnsi="Times New Roman" w:cs="Times New Roman"/>
         </w:rPr>
-        <w:t>trifuge both 1.5 mL tubes at 13,000g for 3min</w:t>
-      </w:r>
-      <w:r>
-        <w:rPr>
-          <w:rFonts w:ascii="Times New Roman" w:hAnsi="Times New Roman" w:cs="Times New Roman"/>
-        </w:rPr>
-        <w:t>.</w:t>
+        <w:t xml:space="preserve">trifuge both 1.5 mL tubes at </w:t>
+      </w:r>
+      <w:r>
+        <w:rPr>
+          <w:rFonts w:ascii="Times New Roman" w:hAnsi="Times New Roman" w:cs="Times New Roman"/>
+        </w:rPr>
+        <w:t xml:space="preserve">0.5xg for 1min. </w:t>
       </w:r>
       <w:r>
         <w:rPr>
@@ -1565,7 +1905,19 @@
         <w:rPr>
           <w:rFonts w:ascii="Times New Roman" w:hAnsi="Times New Roman" w:cs="Times New Roman"/>
         </w:rPr>
-        <w:t xml:space="preserve">, add 1 mL 1xPBS to resuspend pellet. Vortex </w:t>
+        <w:t xml:space="preserve">, add 1 mL </w:t>
+      </w:r>
+      <w:r>
+        <w:rPr>
+          <w:rFonts w:ascii="Times New Roman" w:hAnsi="Times New Roman" w:cs="Times New Roman"/>
+        </w:rPr>
+        <w:t>DI water</w:t>
+      </w:r>
+      <w:r>
+        <w:rPr>
+          <w:rFonts w:ascii="Times New Roman" w:hAnsi="Times New Roman" w:cs="Times New Roman"/>
+        </w:rPr>
+        <w:t xml:space="preserve"> to resuspend pellet. Vortex </w:t>
       </w:r>
       <w:r>
         <w:rPr>
@@ -1585,11 +1937,35 @@
         </w:rPr>
         <w:t xml:space="preserve">and pipet up and down to fully dissolve pellet. </w:t>
       </w:r>
-      <w:r>
-        <w:rPr>
-          <w:rFonts w:ascii="Times New Roman" w:hAnsi="Times New Roman" w:cs="Times New Roman"/>
-        </w:rPr>
-        <w:t xml:space="preserve">Once dissolved, transfer 500 µL to </w:t>
+    </w:p>
+    <w:p>
+      <w:pPr>
+        <w:pStyle w:val="ListParagraph"/>
+        <w:numPr>
+          <w:ilvl w:val="0"/>
+          <w:numId w:val="4"/>
+        </w:numPr>
+        <w:rPr>
+          <w:rFonts w:ascii="Times New Roman" w:hAnsi="Times New Roman" w:cs="Times New Roman"/>
+        </w:rPr>
+      </w:pPr>
+      <w:r>
+        <w:rPr>
+          <w:rFonts w:ascii="Times New Roman" w:hAnsi="Times New Roman" w:cs="Times New Roman"/>
+        </w:rPr>
+        <w:t xml:space="preserve">Once dissolved, transfer 500 µL </w:t>
+      </w:r>
+      <w:r>
+        <w:rPr>
+          <w:rFonts w:ascii="Times New Roman" w:hAnsi="Times New Roman" w:cs="Times New Roman"/>
+        </w:rPr>
+        <w:t xml:space="preserve">from the SYM-PTAC tube </w:t>
+      </w:r>
+      <w:r>
+        <w:rPr>
+          <w:rFonts w:ascii="Times New Roman" w:hAnsi="Times New Roman" w:cs="Times New Roman"/>
+        </w:rPr>
+        <w:t xml:space="preserve">to </w:t>
       </w:r>
       <w:r>
         <w:rPr>
@@ -1695,8 +2071,305 @@
         </w:rPr>
       </w:pPr>
     </w:p>
+    <w:p>
+      <w:pPr>
+        <w:rPr>
+          <w:rFonts w:ascii="Times New Roman" w:hAnsi="Times New Roman" w:cs="Times New Roman"/>
+          <w:b/>
+          <w:bCs/>
+          <w:u w:val="single"/>
+        </w:rPr>
+      </w:pPr>
+    </w:p>
+    <w:p>
+      <w:pPr>
+        <w:rPr>
+          <w:rFonts w:ascii="Times New Roman" w:hAnsi="Times New Roman" w:cs="Times New Roman"/>
+          <w:b/>
+          <w:bCs/>
+          <w:u w:val="single"/>
+        </w:rPr>
+      </w:pPr>
+      <w:r>
+        <w:rPr>
+          <w:rFonts w:ascii="Times New Roman" w:hAnsi="Times New Roman" w:cs="Times New Roman"/>
+          <w:noProof/>
+        </w:rPr>
+        <w:drawing>
+          <wp:anchor distT="0" distB="0" distL="114300" distR="114300" simplePos="0" relativeHeight="251658240" behindDoc="0" locked="0" layoutInCell="1" allowOverlap="1" wp14:anchorId="564E9B0E" wp14:editId="312C275C">
+            <wp:simplePos x="0" y="0"/>
+            <wp:positionH relativeFrom="column">
+              <wp:posOffset>4090670</wp:posOffset>
+            </wp:positionH>
+            <wp:positionV relativeFrom="paragraph">
+              <wp:posOffset>138430</wp:posOffset>
+            </wp:positionV>
+            <wp:extent cx="1021715" cy="1943100"/>
+            <wp:effectExtent l="0" t="3492" r="3492" b="3493"/>
+            <wp:wrapSquare wrapText="bothSides"/>
+            <wp:docPr id="1782348696" name="Picture 1"/>
+            <wp:cNvGraphicFramePr>
+              <a:graphicFrameLocks xmlns:a="http://schemas.openxmlformats.org/drawingml/2006/main" noChangeAspect="1"/>
+            </wp:cNvGraphicFramePr>
+            <a:graphic xmlns:a="http://schemas.openxmlformats.org/drawingml/2006/main">
+              <a:graphicData uri="http://schemas.openxmlformats.org/drawingml/2006/picture">
+                <pic:pic xmlns:pic="http://schemas.openxmlformats.org/drawingml/2006/picture">
+                  <pic:nvPicPr>
+                    <pic:cNvPr id="1782348696" name=""/>
+                    <pic:cNvPicPr/>
+                  </pic:nvPicPr>
+                  <pic:blipFill>
+                    <a:blip r:embed="rId8" cstate="print">
+                      <a:extLst>
+                        <a:ext uri="{28A0092B-C50C-407E-A947-70E740481C1C}">
+                          <a14:useLocalDpi xmlns:a14="http://schemas.microsoft.com/office/drawing/2010/main" val="0"/>
+                        </a:ext>
+                      </a:extLst>
+                    </a:blip>
+                    <a:stretch>
+                      <a:fillRect/>
+                    </a:stretch>
+                  </pic:blipFill>
+                  <pic:spPr>
+                    <a:xfrm rot="16200000">
+                      <a:off x="0" y="0"/>
+                      <a:ext cx="1021715" cy="1943100"/>
+                    </a:xfrm>
+                    <a:prstGeom prst="rect">
+                      <a:avLst/>
+                    </a:prstGeom>
+                  </pic:spPr>
+                </pic:pic>
+              </a:graphicData>
+            </a:graphic>
+            <wp14:sizeRelH relativeFrom="page">
+              <wp14:pctWidth>0</wp14:pctWidth>
+            </wp14:sizeRelH>
+            <wp14:sizeRelV relativeFrom="page">
+              <wp14:pctHeight>0</wp14:pctHeight>
+            </wp14:sizeRelV>
+          </wp:anchor>
+        </w:drawing>
+      </w:r>
+    </w:p>
+    <w:p>
+      <w:pPr>
+        <w:rPr>
+          <w:rFonts w:ascii="Times New Roman" w:hAnsi="Times New Roman" w:cs="Times New Roman"/>
+          <w:b/>
+          <w:bCs/>
+          <w:u w:val="single"/>
+        </w:rPr>
+      </w:pPr>
+      <w:r>
+        <w:rPr>
+          <w:rFonts w:ascii="Times New Roman" w:hAnsi="Times New Roman" w:cs="Times New Roman"/>
+          <w:b/>
+          <w:bCs/>
+          <w:u w:val="single"/>
+        </w:rPr>
+        <w:t xml:space="preserve">Labeling Guide </w:t>
+      </w:r>
+      <w:r>
+        <w:rPr>
+          <w:rFonts w:ascii="Times New Roman" w:hAnsi="Times New Roman" w:cs="Times New Roman"/>
+          <w:b/>
+          <w:bCs/>
+          <w:u w:val="single"/>
+        </w:rPr>
+        <w:t>for Rotjan Lab Astrangia Samples Summer 2026</w:t>
+      </w:r>
+    </w:p>
+    <w:p>
+      <w:pPr>
+        <w:rPr>
+          <w:rFonts w:ascii="Times New Roman" w:hAnsi="Times New Roman" w:cs="Times New Roman"/>
+          <w:b/>
+          <w:bCs/>
+          <w:u w:val="single"/>
+        </w:rPr>
+      </w:pPr>
+    </w:p>
+    <w:p>
+      <w:pPr>
+        <w:rPr>
+          <w:rFonts w:ascii="Times New Roman" w:hAnsi="Times New Roman" w:cs="Times New Roman"/>
+        </w:rPr>
+      </w:pPr>
+      <w:r>
+        <w:rPr>
+          <w:rFonts w:ascii="Times New Roman" w:hAnsi="Times New Roman" w:cs="Times New Roman"/>
+        </w:rPr>
+        <w:t>Project Name: NSF_APOC</w:t>
+      </w:r>
+    </w:p>
+    <w:p>
+      <w:pPr>
+        <w:rPr>
+          <w:rFonts w:ascii="Times New Roman" w:hAnsi="Times New Roman" w:cs="Times New Roman"/>
+        </w:rPr>
+      </w:pPr>
+      <w:r>
+        <w:rPr>
+          <w:rFonts w:ascii="Times New Roman" w:hAnsi="Times New Roman" w:cs="Times New Roman"/>
+        </w:rPr>
+        <w:t>Sample name (something like): MDA104</w:t>
+      </w:r>
+    </w:p>
+    <w:p>
+      <w:pPr>
+        <w:rPr>
+          <w:rFonts w:ascii="Times New Roman" w:hAnsi="Times New Roman" w:cs="Times New Roman"/>
+        </w:rPr>
+      </w:pPr>
+      <w:r>
+        <w:rPr>
+          <w:rFonts w:ascii="Times New Roman" w:hAnsi="Times New Roman" w:cs="Times New Roman"/>
+          <w:noProof/>
+        </w:rPr>
+        <mc:AlternateContent>
+          <mc:Choice Requires="wps">
+            <w:drawing>
+              <wp:anchor distT="0" distB="0" distL="114300" distR="114300" simplePos="0" relativeHeight="251659264" behindDoc="0" locked="0" layoutInCell="1" allowOverlap="1" wp14:anchorId="0F3764DA" wp14:editId="5D34534A">
+                <wp:simplePos x="0" y="0"/>
+                <wp:positionH relativeFrom="column">
+                  <wp:posOffset>3905250</wp:posOffset>
+                </wp:positionH>
+                <wp:positionV relativeFrom="paragraph">
+                  <wp:posOffset>27940</wp:posOffset>
+                </wp:positionV>
+                <wp:extent cx="1504950" cy="466725"/>
+                <wp:effectExtent l="0" t="0" r="0" b="0"/>
+                <wp:wrapNone/>
+                <wp:docPr id="777699609" name="Text Box 1"/>
+                <wp:cNvGraphicFramePr/>
+                <a:graphic xmlns:a="http://schemas.openxmlformats.org/drawingml/2006/main">
+                  <a:graphicData uri="http://schemas.microsoft.com/office/word/2010/wordprocessingShape">
+                    <wps:wsp>
+                      <wps:cNvSpPr txBox="1"/>
+                      <wps:spPr>
+                        <a:xfrm>
+                          <a:off x="0" y="0"/>
+                          <a:ext cx="1504950" cy="466725"/>
+                        </a:xfrm>
+                        <a:prstGeom prst="rect">
+                          <a:avLst/>
+                        </a:prstGeom>
+                        <a:noFill/>
+                        <a:ln w="6350">
+                          <a:noFill/>
+                        </a:ln>
+                      </wps:spPr>
+                      <wps:txbx>
+                        <w:txbxContent>
+                          <w:p>
+                            <w:r>
+                              <w:t>MDC123</w:t>
+                            </w:r>
+                          </w:p>
+                          <w:p>
+                            <w:r>
+                              <w:t>HOST-PTAC</w:t>
+                            </w:r>
+                          </w:p>
+                        </w:txbxContent>
+                      </wps:txbx>
+                      <wps:bodyPr rot="0" spcFirstLastPara="0" vertOverflow="overflow" horzOverflow="overflow" vert="horz" wrap="square" lIns="91440" tIns="45720" rIns="91440" bIns="45720" numCol="1" spcCol="0" rtlCol="0" fromWordArt="0" anchor="t" anchorCtr="0" forceAA="0" compatLnSpc="1">
+                        <a:prstTxWarp prst="textNoShape">
+                          <a:avLst/>
+                        </a:prstTxWarp>
+                        <a:noAutofit/>
+                      </wps:bodyPr>
+                    </wps:wsp>
+                  </a:graphicData>
+                </a:graphic>
+              </wp:anchor>
+            </w:drawing>
+          </mc:Choice>
+          <mc:Fallback>
+            <w:pict>
+              <v:shapetype w14:anchorId="0F3764DA" id="_x0000_t202" coordsize="21600,21600" o:spt="202" path="m,l,21600r21600,l21600,xe">
+                <v:stroke joinstyle="miter"/>
+                <v:path gradientshapeok="t" o:connecttype="rect"/>
+              </v:shapetype>
+              <v:shape id="Text Box 1" o:spid="_x0000_s1026" type="#_x0000_t202" style="position:absolute;margin-left:307.5pt;margin-top:2.2pt;width:118.5pt;height:36.75pt;z-index:251659264;visibility:visible;mso-wrap-style:square;mso-wrap-distance-left:9pt;mso-wrap-distance-top:0;mso-wrap-distance-right:9pt;mso-wrap-distance-bottom:0;mso-position-horizontal:absolute;mso-position-horizontal-relative:text;mso-position-vertical:absolute;mso-position-vertical-relative:text;v-text-anchor:top" o:gfxdata="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" filled="f" stroked="f" strokeweight=".5pt">
+                <v:textbox>
+                  <w:txbxContent>
+                    <w:p>
+                      <w:r>
+                        <w:t>MDC123</w:t>
+                      </w:r>
+                    </w:p>
+                    <w:p>
+                      <w:r>
+                        <w:t>HOST-PTAC</w:t>
+                      </w:r>
+                    </w:p>
+                  </w:txbxContent>
+                </v:textbox>
+              </v:shape>
+            </w:pict>
+          </mc:Fallback>
+        </mc:AlternateContent>
+      </w:r>
+      <w:r>
+        <w:rPr>
+          <w:rFonts w:ascii="Times New Roman" w:hAnsi="Times New Roman" w:cs="Times New Roman"/>
+        </w:rPr>
+        <w:tab/>
+        <w:t>Where MDA indicates the dive number</w:t>
+      </w:r>
+    </w:p>
+    <w:p>
+      <w:pPr>
+        <w:rPr>
+          <w:noProof/>
+        </w:rPr>
+      </w:pPr>
+      <w:r>
+        <w:rPr>
+          <w:rFonts w:ascii="Times New Roman" w:hAnsi="Times New Roman" w:cs="Times New Roman"/>
+        </w:rPr>
+        <w:tab/>
+        <w:t>And 104 is the sample number</w:t>
+      </w:r>
+      <w:r>
+        <w:rPr>
+          <w:noProof/>
+        </w:rPr>
+        <w:t xml:space="preserve"> </w:t>
+      </w:r>
+    </w:p>
+    <w:p>
+      <w:pPr>
+        <w:rPr>
+          <w:noProof/>
+        </w:rPr>
+      </w:pPr>
+    </w:p>
+    <w:p>
+      <w:pPr>
+        <w:rPr>
+          <w:noProof/>
+        </w:rPr>
+      </w:pPr>
+    </w:p>
+    <w:p>
+      <w:pPr>
+        <w:rPr>
+          <w:rFonts w:ascii="Times New Roman" w:hAnsi="Times New Roman" w:cs="Times New Roman"/>
+        </w:rPr>
+      </w:pPr>
+    </w:p>
+    <w:p>
+      <w:pPr>
+        <w:rPr>
+          <w:rFonts w:ascii="Times New Roman" w:hAnsi="Times New Roman" w:cs="Times New Roman"/>
+        </w:rPr>
+      </w:pPr>
+    </w:p>
     <w:sectPr>
-      <w:headerReference w:type="default" r:id="rId7"/>
+      <w:headerReference w:type="default" r:id="rId9"/>
       <w:pgSz w:w="12240" w:h="15840"/>
       <w:pgMar w:top="1440" w:right="1440" w:bottom="1440" w:left="1440" w:header="720" w:footer="720" w:gutter="0"/>
       <w:cols w:space="720"/>
@@ -1707,7 +2380,7 @@
 </file>
 
 <file path=word/endnotes.xml><?xml version="1.0" encoding="utf-8"?>
-<w:endnotes xmlns:wpc="http://schemas.microsoft.com/office/word/2010/wordprocessingCanvas" xmlns:cx="http://schemas.microsoft.com/office/drawing/2014/chartex" xmlns:cx1="http://schemas.microsoft.com/office/drawing/2015/9/8/chartex" xmlns:cx2="http://schemas.microsoft.com/office/drawing/2015/10/21/chartex" xmlns:cx3="http://schemas.microsoft.com/office/drawing/2016/5/9/chartex" xmlns:cx4="http://schemas.microsoft.com/office/drawing/2016/5/10/chartex" xmlns:cx5="http://schemas.microsoft.com/office/drawing/2016/5/11/chartex" xmlns:cx6="http://schemas.microsoft.com/office/drawing/2016/5/12/chartex" xmlns:cx7="http://schemas.microsoft.com/office/drawing/2016/5/13/chartex" xmlns:cx8="http://schemas.microsoft.com/office/drawing/2016/5/14/chartex" xmlns:mc="http://schemas.openxmlformats.org/markup-compatibility/2006" xmlns:aink="http://schemas.microsoft.com/office/drawing/2016/ink" xmlns:am3d="http://schemas.microsoft.com/office/drawing/2017/model3d" xmlns:o="urn:schemas-microsoft-com:office:office" xmlns:oel="http://schemas.microsoft.com/office/2019/extlst" xmlns:r="http://schemas.openxmlformats.org/officeDocument/2006/relationships" xmlns:m="http://schemas.openxmlformats.org/officeDocument/2006/math" xmlns:v="urn:schemas-microsoft-com:vml" xmlns:wp14="http://schemas.microsoft.com/office/word/2010/wordprocessingDrawing" xmlns:wp="http://schemas.openxmlformats.org/drawingml/2006/wordprocessingDrawing" xmlns:w10="urn:schemas-microsoft-com:office:word" xmlns:w="http://schemas.openxmlformats.org/wordprocessingml/2006/main" xmlns:w14="http://schemas.microsoft.com/office/word/2010/wordml" xmlns:w15="http://schemas.microsoft.com/office/word/2012/wordml" xmlns:w16cex="http://schemas.microsoft.com/office/word/2018/wordml/cex" xmlns:w16cid="http://schemas.microsoft.com/office/word/2016/wordml/cid" xmlns:w16="http://schemas.microsoft.com/office/word/2018/wordml" xmlns:w16du="http://schemas.microsoft.com/office/word/2023/wordml/word16du" xmlns:w16sdtdh="http://schemas.microsoft.com/office/word/2020/wordml/sdtdatahash" xmlns:w16sdtfl="http://schemas.microsoft.com/office/word/2024/wordml/sdtformatlock" xmlns:w16se="http://schemas.microsoft.com/office/word/2015/wordml/symex" xmlns:wpg="http://schemas.microsoft.com/office/word/2010/wordprocessingGroup" xmlns:wpi="http://schemas.microsoft.com/office/word/2010/wordprocessingInk" xmlns:wne="http://schemas.microsoft.com/office/word/2006/wordml" xmlns:wps="http://schemas.microsoft.com/office/word/2010/wordprocessingShape" mc:Ignorable="w14 w15 w16se w16cid w16 w16cex w16sdtdh w16sdtfl w16du wp14">
+<w:endnotes xmlns:wpc="http://schemas.microsoft.com/office/word/2010/wordprocessingCanvas" xmlns:cx="http://schemas.microsoft.com/office/drawing/2014/chartex" xmlns:cx1="http://schemas.microsoft.com/office/drawing/2015/9/8/chartex" xmlns:cx2="http://schemas.microsoft.com/office/drawing/2015/10/21/chartex" xmlns:cx3="http://schemas.microsoft.com/office/drawing/2016/5/9/chartex" xmlns:cx4="http://schemas.microsoft.com/office/drawing/2016/5/10/chartex" xmlns:cx5="http://schemas.microsoft.com/office/drawing/2016/5/11/chartex" xmlns:cx6="http://schemas.microsoft.com/office/drawing/2016/5/12/chartex" xmlns:cx7="http://schemas.microsoft.com/office/drawing/2016/5/13/chartex" xmlns:cx8="http://schemas.microsoft.com/office/drawing/2016/5/14/chartex" xmlns:mc="http://schemas.openxmlformats.org/markup-compatibility/2006" xmlns:m="http://schemas.openxmlformats.org/officeDocument/2006/math" xmlns:aink="http://schemas.microsoft.com/office/drawing/2016/ink" xmlns:am3d="http://schemas.microsoft.com/office/drawing/2017/model3d" xmlns:oel="http://schemas.microsoft.com/office/2019/extlst" xmlns:r="http://schemas.openxmlformats.org/officeDocument/2006/relationships" xmlns:wp14="http://schemas.microsoft.com/office/word/2010/wordprocessingDrawing" xmlns:wp="http://schemas.openxmlformats.org/drawingml/2006/wordprocessingDrawing" xmlns:wpg="http://schemas.microsoft.com/office/word/2010/wordprocessingGroup" xmlns:wpi="http://schemas.microsoft.com/office/word/2010/wordprocessingInk" xmlns:wps="http://schemas.microsoft.com/office/word/2010/wordprocessingShape" xmlns:o="urn:schemas-microsoft-com:office:office" xmlns:v="urn:schemas-microsoft-com:vml" xmlns:w10="urn:schemas-microsoft-com:office:word" xmlns:w="http://schemas.openxmlformats.org/wordprocessingml/2006/main" xmlns:w14="http://schemas.microsoft.com/office/word/2010/wordml" xmlns:w15="http://schemas.microsoft.com/office/word/2012/wordml" xmlns:w16cex="http://schemas.microsoft.com/office/word/2018/wordml/cex" xmlns:w16cid="http://schemas.microsoft.com/office/word/2016/wordml/cid" xmlns:w16="http://schemas.microsoft.com/office/word/2018/wordml" xmlns:w16sdtdh="http://schemas.microsoft.com/office/word/2020/wordml/sdtdatahash" xmlns:w16sdtfl="http://schemas.microsoft.com/office/word/2024/wordml/sdtformatlock" xmlns:w16se="http://schemas.microsoft.com/office/word/2015/wordml/symex" xmlns:w16du="http://schemas.microsoft.com/office/word/2023/wordml/word16du" xmlns:wne="http://schemas.microsoft.com/office/word/2006/wordml" mc:Ignorable="w14 w15 w16se w16cid w16 w16cex w16sdtdh w16sdtfl w16du wp14">
   <w:endnote w:type="separator" w:id="-1">
     <w:p>
       <w:r>
@@ -1726,7 +2399,7 @@
 </file>
 
 <file path=word/footnotes.xml><?xml version="1.0" encoding="utf-8"?>
-<w:footnotes xmlns:wpc="http://schemas.microsoft.com/office/word/2010/wordprocessingCanvas" xmlns:cx="http://schemas.microsoft.com/office/drawing/2014/chartex" xmlns:cx1="http://schemas.microsoft.com/office/drawing/2015/9/8/chartex" xmlns:cx2="http://schemas.microsoft.com/office/drawing/2015/10/21/chartex" xmlns:cx3="http://schemas.microsoft.com/office/drawing/2016/5/9/chartex" xmlns:cx4="http://schemas.microsoft.com/office/drawing/2016/5/10/chartex" xmlns:cx5="http://schemas.microsoft.com/office/drawing/2016/5/11/chartex" xmlns:cx6="http://schemas.microsoft.com/office/drawing/2016/5/12/chartex" xmlns:cx7="http://schemas.microsoft.com/office/drawing/2016/5/13/chartex" xmlns:cx8="http://schemas.microsoft.com/office/drawing/2016/5/14/chartex" xmlns:mc="http://schemas.openxmlformats.org/markup-compatibility/2006" xmlns:aink="http://schemas.microsoft.com/office/drawing/2016/ink" xmlns:am3d="http://schemas.microsoft.com/office/drawing/2017/model3d" xmlns:o="urn:schemas-microsoft-com:office:office" xmlns:oel="http://schemas.microsoft.com/office/2019/extlst" xmlns:r="http://schemas.openxmlformats.org/officeDocument/2006/relationships" xmlns:m="http://schemas.openxmlformats.org/officeDocument/2006/math" xmlns:v="urn:schemas-microsoft-com:vml" xmlns:wp14="http://schemas.microsoft.com/office/word/2010/wordprocessingDrawing" xmlns:wp="http://schemas.openxmlformats.org/drawingml/2006/wordprocessingDrawing" xmlns:w10="urn:schemas-microsoft-com:office:word" xmlns:w="http://schemas.openxmlformats.org/wordprocessingml/2006/main" xmlns:w14="http://schemas.microsoft.com/office/word/2010/wordml" xmlns:w15="http://schemas.microsoft.com/office/word/2012/wordml" xmlns:w16cex="http://schemas.microsoft.com/office/word/2018/wordml/cex" xmlns:w16cid="http://schemas.microsoft.com/office/word/2016/wordml/cid" xmlns:w16="http://schemas.microsoft.com/office/word/2018/wordml" xmlns:w16du="http://schemas.microsoft.com/office/word/2023/wordml/word16du" xmlns:w16sdtdh="http://schemas.microsoft.com/office/word/2020/wordml/sdtdatahash" xmlns:w16sdtfl="http://schemas.microsoft.com/office/word/2024/wordml/sdtformatlock" xmlns:w16se="http://schemas.microsoft.com/office/word/2015/wordml/symex" xmlns:wpg="http://schemas.microsoft.com/office/word/2010/wordprocessingGroup" xmlns:wpi="http://schemas.microsoft.com/office/word/2010/wordprocessingInk" xmlns:wne="http://schemas.microsoft.com/office/word/2006/wordml" xmlns:wps="http://schemas.microsoft.com/office/word/2010/wordprocessingShape" mc:Ignorable="w14 w15 w16se w16cid w16 w16cex w16sdtdh w16sdtfl w16du wp14">
+<w:footnotes xmlns:wpc="http://schemas.microsoft.com/office/word/2010/wordprocessingCanvas" xmlns:cx="http://schemas.microsoft.com/office/drawing/2014/chartex" xmlns:cx1="http://schemas.microsoft.com/office/drawing/2015/9/8/chartex" xmlns:cx2="http://schemas.microsoft.com/office/drawing/2015/10/21/chartex" xmlns:cx3="http://schemas.microsoft.com/office/drawing/2016/5/9/chartex" xmlns:cx4="http://schemas.microsoft.com/office/drawing/2016/5/10/chartex" xmlns:cx5="http://schemas.microsoft.com/office/drawing/2016/5/11/chartex" xmlns:cx6="http://schemas.microsoft.com/office/drawing/2016/5/12/chartex" xmlns:cx7="http://schemas.microsoft.com/office/drawing/2016/5/13/chartex" xmlns:cx8="http://schemas.microsoft.com/office/drawing/2016/5/14/chartex" xmlns:mc="http://schemas.openxmlformats.org/markup-compatibility/2006" xmlns:m="http://schemas.openxmlformats.org/officeDocument/2006/math" xmlns:aink="http://schemas.microsoft.com/office/drawing/2016/ink" xmlns:am3d="http://schemas.microsoft.com/office/drawing/2017/model3d" xmlns:oel="http://schemas.microsoft.com/office/2019/extlst" xmlns:r="http://schemas.openxmlformats.org/officeDocument/2006/relationships" xmlns:wp14="http://schemas.microsoft.com/office/word/2010/wordprocessingDrawing" xmlns:wp="http://schemas.openxmlformats.org/drawingml/2006/wordprocessingDrawing" xmlns:wpg="http://schemas.microsoft.com/office/word/2010/wordprocessingGroup" xmlns:wpi="http://schemas.microsoft.com/office/word/2010/wordprocessingInk" xmlns:wps="http://schemas.microsoft.com/office/word/2010/wordprocessingShape" xmlns:o="urn:schemas-microsoft-com:office:office" xmlns:v="urn:schemas-microsoft-com:vml" xmlns:w10="urn:schemas-microsoft-com:office:word" xmlns:w="http://schemas.openxmlformats.org/wordprocessingml/2006/main" xmlns:w14="http://schemas.microsoft.com/office/word/2010/wordml" xmlns:w15="http://schemas.microsoft.com/office/word/2012/wordml" xmlns:w16cex="http://schemas.microsoft.com/office/word/2018/wordml/cex" xmlns:w16cid="http://schemas.microsoft.com/office/word/2016/wordml/cid" xmlns:w16="http://schemas.microsoft.com/office/word/2018/wordml" xmlns:w16sdtdh="http://schemas.microsoft.com/office/word/2020/wordml/sdtdatahash" xmlns:w16sdtfl="http://schemas.microsoft.com/office/word/2024/wordml/sdtformatlock" xmlns:w16se="http://schemas.microsoft.com/office/word/2015/wordml/symex" xmlns:w16du="http://schemas.microsoft.com/office/word/2023/wordml/word16du" xmlns:wne="http://schemas.microsoft.com/office/word/2006/wordml" mc:Ignorable="w14 w15 w16se w16cid w16 w16cex w16sdtdh w16sdtfl w16du wp14">
   <w:footnote w:type="separator" w:id="-1">
     <w:p>
       <w:r>
@@ -1745,7 +2418,7 @@
 </file>
 
 <file path=word/header1.xml><?xml version="1.0" encoding="utf-8"?>
-<w:hdr xmlns:wpc="http://schemas.microsoft.com/office/word/2010/wordprocessingCanvas" xmlns:cx="http://schemas.microsoft.com/office/drawing/2014/chartex" xmlns:cx1="http://schemas.microsoft.com/office/drawing/2015/9/8/chartex" xmlns:cx2="http://schemas.microsoft.com/office/drawing/2015/10/21/chartex" xmlns:cx3="http://schemas.microsoft.com/office/drawing/2016/5/9/chartex" xmlns:cx4="http://schemas.microsoft.com/office/drawing/2016/5/10/chartex" xmlns:cx5="http://schemas.microsoft.com/office/drawing/2016/5/11/chartex" xmlns:cx6="http://schemas.microsoft.com/office/drawing/2016/5/12/chartex" xmlns:cx7="http://schemas.microsoft.com/office/drawing/2016/5/13/chartex" xmlns:cx8="http://schemas.microsoft.com/office/drawing/2016/5/14/chartex" xmlns:mc="http://schemas.openxmlformats.org/markup-compatibility/2006" xmlns:aink="http://schemas.microsoft.com/office/drawing/2016/ink" xmlns:am3d="http://schemas.microsoft.com/office/drawing/2017/model3d" xmlns:o="urn:schemas-microsoft-com:office:office" xmlns:oel="http://schemas.microsoft.com/office/2019/extlst" xmlns:r="http://schemas.openxmlformats.org/officeDocument/2006/relationships" xmlns:m="http://schemas.openxmlformats.org/officeDocument/2006/math" xmlns:v="urn:schemas-microsoft-com:vml" xmlns:wp14="http://schemas.microsoft.com/office/word/2010/wordprocessingDrawing" xmlns:wp="http://schemas.openxmlformats.org/drawingml/2006/wordprocessingDrawing" xmlns:w10="urn:schemas-microsoft-com:office:word" xmlns:w="http://schemas.openxmlformats.org/wordprocessingml/2006/main" xmlns:w14="http://schemas.microsoft.com/office/word/2010/wordml" xmlns:w15="http://schemas.microsoft.com/office/word/2012/wordml" xmlns:w16cex="http://schemas.microsoft.com/office/word/2018/wordml/cex" xmlns:w16cid="http://schemas.microsoft.com/office/word/2016/wordml/cid" xmlns:w16="http://schemas.microsoft.com/office/word/2018/wordml" xmlns:w16du="http://schemas.microsoft.com/office/word/2023/wordml/word16du" xmlns:w16sdtdh="http://schemas.microsoft.com/office/word/2020/wordml/sdtdatahash" xmlns:w16sdtfl="http://schemas.microsoft.com/office/word/2024/wordml/sdtformatlock" xmlns:w16se="http://schemas.microsoft.com/office/word/2015/wordml/symex" xmlns:wpg="http://schemas.microsoft.com/office/word/2010/wordprocessingGroup" xmlns:wpi="http://schemas.microsoft.com/office/word/2010/wordprocessingInk" xmlns:wne="http://schemas.microsoft.com/office/word/2006/wordml" xmlns:wps="http://schemas.microsoft.com/office/word/2010/wordprocessingShape" mc:Ignorable="w14 w15 w16se w16cid w16 w16cex w16sdtdh w16sdtfl w16du wp14">
+<w:hdr xmlns:wpc="http://schemas.microsoft.com/office/word/2010/wordprocessingCanvas" xmlns:cx="http://schemas.microsoft.com/office/drawing/2014/chartex" xmlns:cx1="http://schemas.microsoft.com/office/drawing/2015/9/8/chartex" xmlns:cx2="http://schemas.microsoft.com/office/drawing/2015/10/21/chartex" xmlns:cx3="http://schemas.microsoft.com/office/drawing/2016/5/9/chartex" xmlns:cx4="http://schemas.microsoft.com/office/drawing/2016/5/10/chartex" xmlns:cx5="http://schemas.microsoft.com/office/drawing/2016/5/11/chartex" xmlns:cx6="http://schemas.microsoft.com/office/drawing/2016/5/12/chartex" xmlns:cx7="http://schemas.microsoft.com/office/drawing/2016/5/13/chartex" xmlns:cx8="http://schemas.microsoft.com/office/drawing/2016/5/14/chartex" xmlns:mc="http://schemas.openxmlformats.org/markup-compatibility/2006" xmlns:m="http://schemas.openxmlformats.org/officeDocument/2006/math" xmlns:aink="http://schemas.microsoft.com/office/drawing/2016/ink" xmlns:am3d="http://schemas.microsoft.com/office/drawing/2017/model3d" xmlns:oel="http://schemas.microsoft.com/office/2019/extlst" xmlns:r="http://schemas.openxmlformats.org/officeDocument/2006/relationships" xmlns:wp14="http://schemas.microsoft.com/office/word/2010/wordprocessingDrawing" xmlns:wp="http://schemas.openxmlformats.org/drawingml/2006/wordprocessingDrawing" xmlns:wpg="http://schemas.microsoft.com/office/word/2010/wordprocessingGroup" xmlns:wpi="http://schemas.microsoft.com/office/word/2010/wordprocessingInk" xmlns:wps="http://schemas.microsoft.com/office/word/2010/wordprocessingShape" xmlns:o="urn:schemas-microsoft-com:office:office" xmlns:v="urn:schemas-microsoft-com:vml" xmlns:w10="urn:schemas-microsoft-com:office:word" xmlns:w="http://schemas.openxmlformats.org/wordprocessingml/2006/main" xmlns:w14="http://schemas.microsoft.com/office/word/2010/wordml" xmlns:w15="http://schemas.microsoft.com/office/word/2012/wordml" xmlns:w16cex="http://schemas.microsoft.com/office/word/2018/wordml/cex" xmlns:w16cid="http://schemas.microsoft.com/office/word/2016/wordml/cid" xmlns:w16="http://schemas.microsoft.com/office/word/2018/wordml" xmlns:w16sdtdh="http://schemas.microsoft.com/office/word/2020/wordml/sdtdatahash" xmlns:w16sdtfl="http://schemas.microsoft.com/office/word/2024/wordml/sdtformatlock" xmlns:w16se="http://schemas.microsoft.com/office/word/2015/wordml/symex" xmlns:w16du="http://schemas.microsoft.com/office/word/2023/wordml/word16du" xmlns:wne="http://schemas.microsoft.com/office/word/2006/wordml" mc:Ignorable="w14 w15 w16se w16cid w16 w16cex w16sdtdh w16sdtfl w16du wp14">
   <w:p>
     <w:pPr>
       <w:pStyle w:val="Header"/>
@@ -1767,15 +2440,118 @@
         <w:rFonts w:ascii="Times New Roman" w:hAnsi="Times New Roman" w:cs="Times New Roman"/>
         <w:i/>
       </w:rPr>
-      <w:t>6/14/2026</w:t>
+      <w:t>6/</w:t>
+    </w:r>
+    <w:r>
+      <w:rPr>
+        <w:rFonts w:ascii="Times New Roman" w:hAnsi="Times New Roman" w:cs="Times New Roman"/>
+        <w:i/>
+      </w:rPr>
+      <w:t>25</w:t>
+    </w:r>
+    <w:r>
+      <w:rPr>
+        <w:rFonts w:ascii="Times New Roman" w:hAnsi="Times New Roman" w:cs="Times New Roman"/>
+        <w:i/>
+      </w:rPr>
+      <w:t>/2026</w:t>
     </w:r>
   </w:p>
 </w:hdr>
 </file>
 
 <file path=word/numbering.xml><?xml version="1.0" encoding="utf-8"?>
-<w:numbering xmlns:wpc="http://schemas.microsoft.com/office/word/2010/wordprocessingCanvas" xmlns:cx="http://schemas.microsoft.com/office/drawing/2014/chartex" xmlns:cx1="http://schemas.microsoft.com/office/drawing/2015/9/8/chartex" xmlns:cx2="http://schemas.microsoft.com/office/drawing/2015/10/21/chartex" xmlns:cx3="http://schemas.microsoft.com/office/drawing/2016/5/9/chartex" xmlns:cx4="http://schemas.microsoft.com/office/drawing/2016/5/10/chartex" xmlns:cx5="http://schemas.microsoft.com/office/drawing/2016/5/11/chartex" xmlns:cx6="http://schemas.microsoft.com/office/drawing/2016/5/12/chartex" xmlns:cx7="http://schemas.microsoft.com/office/drawing/2016/5/13/chartex" xmlns:cx8="http://schemas.microsoft.com/office/drawing/2016/5/14/chartex" xmlns:mc="http://schemas.openxmlformats.org/markup-compatibility/2006" xmlns:aink="http://schemas.microsoft.com/office/drawing/2016/ink" xmlns:am3d="http://schemas.microsoft.com/office/drawing/2017/model3d" xmlns:o="urn:schemas-microsoft-com:office:office" xmlns:oel="http://schemas.microsoft.com/office/2019/extlst" xmlns:r="http://schemas.openxmlformats.org/officeDocument/2006/relationships" xmlns:m="http://schemas.openxmlformats.org/officeDocument/2006/math" xmlns:v="urn:schemas-microsoft-com:vml" xmlns:wp14="http://schemas.microsoft.com/office/word/2010/wordprocessingDrawing" xmlns:wp="http://schemas.openxmlformats.org/drawingml/2006/wordprocessingDrawing" xmlns:w10="urn:schemas-microsoft-com:office:word" xmlns:w="http://schemas.openxmlformats.org/wordprocessingml/2006/main" xmlns:w14="http://schemas.microsoft.com/office/word/2010/wordml" xmlns:w15="http://schemas.microsoft.com/office/word/2012/wordml" xmlns:w16cex="http://schemas.microsoft.com/office/word/2018/wordml/cex" xmlns:w16cid="http://schemas.microsoft.com/office/word/2016/wordml/cid" xmlns:w16="http://schemas.microsoft.com/office/word/2018/wordml" xmlns:w16du="http://schemas.microsoft.com/office/word/2023/wordml/word16du" xmlns:w16sdtdh="http://schemas.microsoft.com/office/word/2020/wordml/sdtdatahash" xmlns:w16sdtfl="http://schemas.microsoft.com/office/word/2024/wordml/sdtformatlock" xmlns:w16se="http://schemas.microsoft.com/office/word/2015/wordml/symex" xmlns:wpg="http://schemas.microsoft.com/office/word/2010/wordprocessingGroup" xmlns:wpi="http://schemas.microsoft.com/office/word/2010/wordprocessingInk" xmlns:wne="http://schemas.microsoft.com/office/word/2006/wordml" xmlns:wps="http://schemas.microsoft.com/office/word/2010/wordprocessingShape" mc:Ignorable="w14 w15 w16se w16cid w16 w16cex w16sdtdh w16sdtfl w16du wp14">
+<w:numbering xmlns:wpc="http://schemas.microsoft.com/office/word/2010/wordprocessingCanvas" xmlns:cx="http://schemas.microsoft.com/office/drawing/2014/chartex" xmlns:cx1="http://schemas.microsoft.com/office/drawing/2015/9/8/chartex" xmlns:cx2="http://schemas.microsoft.com/office/drawing/2015/10/21/chartex" xmlns:cx3="http://schemas.microsoft.com/office/drawing/2016/5/9/chartex" xmlns:cx4="http://schemas.microsoft.com/office/drawing/2016/5/10/chartex" xmlns:cx5="http://schemas.microsoft.com/office/drawing/2016/5/11/chartex" xmlns:cx6="http://schemas.microsoft.com/office/drawing/2016/5/12/chartex" xmlns:cx7="http://schemas.microsoft.com/office/drawing/2016/5/13/chartex" xmlns:cx8="http://schemas.microsoft.com/office/drawing/2016/5/14/chartex" xmlns:mc="http://schemas.openxmlformats.org/markup-compatibility/2006" xmlns:m="http://schemas.openxmlformats.org/officeDocument/2006/math" xmlns:aink="http://schemas.microsoft.com/office/drawing/2016/ink" xmlns:am3d="http://schemas.microsoft.com/office/drawing/2017/model3d" xmlns:oel="http://schemas.microsoft.com/office/2019/extlst" xmlns:r="http://schemas.openxmlformats.org/officeDocument/2006/relationships" xmlns:wp14="http://schemas.microsoft.com/office/word/2010/wordprocessingDrawing" xmlns:wp="http://schemas.openxmlformats.org/drawingml/2006/wordprocessingDrawing" xmlns:wpg="http://schemas.microsoft.com/office/word/2010/wordprocessingGroup" xmlns:wpi="http://schemas.microsoft.com/office/word/2010/wordprocessingInk" xmlns:wps="http://schemas.microsoft.com/office/word/2010/wordprocessingShape" xmlns:o="urn:schemas-microsoft-com:office:office" xmlns:v="urn:schemas-microsoft-com:vml" xmlns:w10="urn:schemas-microsoft-com:office:word" xmlns:w="http://schemas.openxmlformats.org/wordprocessingml/2006/main" xmlns:w14="http://schemas.microsoft.com/office/word/2010/wordml" xmlns:w15="http://schemas.microsoft.com/office/word/2012/wordml" xmlns:w16cex="http://schemas.microsoft.com/office/word/2018/wordml/cex" xmlns:w16cid="http://schemas.microsoft.com/office/word/2016/wordml/cid" xmlns:w16="http://schemas.microsoft.com/office/word/2018/wordml" xmlns:w16sdtdh="http://schemas.microsoft.com/office/word/2020/wordml/sdtdatahash" xmlns:w16sdtfl="http://schemas.microsoft.com/office/word/2024/wordml/sdtformatlock" xmlns:w16se="http://schemas.microsoft.com/office/word/2015/wordml/symex" xmlns:w16du="http://schemas.microsoft.com/office/word/2023/wordml/word16du" xmlns:wne="http://schemas.microsoft.com/office/word/2006/wordml" mc:Ignorable="w14 w15 w16se w16cid w16 w16cex w16sdtdh w16sdtfl w16du wp14">
   <w:abstractNum w:abstractNumId="0" w15:restartNumberingAfterBreak="0">
+    <w:nsid w:val="069D5A76"/>
+    <w:multiLevelType w:val="hybridMultilevel"/>
+    <w:tmpl w:val="A8E6F9D4"/>
+    <w:lvl w:ilvl="0" w:tplc="0409000F">
+      <w:start w:val="1"/>
+      <w:numFmt w:val="decimal"/>
+      <w:lvlText w:val="%1."/>
+      <w:lvlJc w:val="left"/>
+      <w:pPr>
+        <w:ind w:left="720" w:hanging="360"/>
+      </w:pPr>
+      <w:rPr>
+        <w:rFonts w:hint="default"/>
+      </w:rPr>
+    </w:lvl>
+    <w:lvl w:ilvl="1" w:tplc="04090019" w:tentative="1">
+      <w:start w:val="1"/>
+      <w:numFmt w:val="lowerLetter"/>
+      <w:lvlText w:val="%2."/>
+      <w:lvlJc w:val="left"/>
+      <w:pPr>
+        <w:ind w:left="1440" w:hanging="360"/>
+      </w:pPr>
+    </w:lvl>
+    <w:lvl w:ilvl="2" w:tplc="0409001B" w:tentative="1">
+      <w:start w:val="1"/>
+      <w:numFmt w:val="lowerRoman"/>
+      <w:lvlText w:val="%3."/>
+      <w:lvlJc w:val="right"/>
+      <w:pPr>
+        <w:ind w:left="2160" w:hanging="180"/>
+      </w:pPr>
+    </w:lvl>
+    <w:lvl w:ilvl="3" w:tplc="0409000F" w:tentative="1">
+      <w:start w:val="1"/>
+      <w:numFmt w:val="decimal"/>
+      <w:lvlText w:val="%4."/>
+      <w:lvlJc w:val="left"/>
+      <w:pPr>
+        <w:ind w:left="2880" w:hanging="360"/>
+      </w:pPr>
+    </w:lvl>
+    <w:lvl w:ilvl="4" w:tplc="04090019" w:tentative="1">
+      <w:start w:val="1"/>
+      <w:numFmt w:val="lowerLetter"/>
+      <w:lvlText w:val="%5."/>
+      <w:lvlJc w:val="left"/>
+      <w:pPr>
+        <w:ind w:left="3600" w:hanging="360"/>
+      </w:pPr>
+    </w:lvl>
+    <w:lvl w:ilvl="5" w:tplc="0409001B" w:tentative="1">
+      <w:start w:val="1"/>
+      <w:numFmt w:val="lowerRoman"/>
+      <w:lvlText w:val="%6."/>
+      <w:lvlJc w:val="right"/>
+      <w:pPr>
+        <w:ind w:left="4320" w:hanging="180"/>
+      </w:pPr>
+    </w:lvl>
+    <w:lvl w:ilvl="6" w:tplc="0409000F" w:tentative="1">
+      <w:start w:val="1"/>
+      <w:numFmt w:val="decimal"/>
+      <w:lvlText w:val="%7."/>
+      <w:lvlJc w:val="left"/>
+      <w:pPr>
+        <w:ind w:left="5040" w:hanging="360"/>
+      </w:pPr>
+    </w:lvl>
+    <w:lvl w:ilvl="7" w:tplc="04090019" w:tentative="1">
+      <w:start w:val="1"/>
+      <w:numFmt w:val="lowerLetter"/>
+      <w:lvlText w:val="%8."/>
+      <w:lvlJc w:val="left"/>
+      <w:pPr>
+        <w:ind w:left="5760" w:hanging="360"/>
+      </w:pPr>
+    </w:lvl>
+    <w:lvl w:ilvl="8" w:tplc="0409001B" w:tentative="1">
+      <w:start w:val="1"/>
+      <w:numFmt w:val="lowerRoman"/>
+      <w:lvlText w:val="%9."/>
+      <w:lvlJc w:val="right"/>
+      <w:pPr>
+        <w:ind w:left="6480" w:hanging="180"/>
+      </w:pPr>
+    </w:lvl>
+  </w:abstractNum>
+  <w:abstractNum w:abstractNumId="1" w15:restartNumberingAfterBreak="0">
     <w:nsid w:val="1C5A5C9D"/>
     <w:multiLevelType w:val="hybridMultilevel"/>
     <w:tmpl w:val="599AF8C6"/>
@@ -1861,7 +2637,7 @@
       </w:pPr>
     </w:lvl>
   </w:abstractNum>
-  <w:abstractNum w:abstractNumId="1" w15:restartNumberingAfterBreak="0">
+  <w:abstractNum w:abstractNumId="2" w15:restartNumberingAfterBreak="0">
     <w:nsid w:val="222C2D65"/>
     <w:multiLevelType w:val="hybridMultilevel"/>
     <w:tmpl w:val="77D8F95E"/>
@@ -1974,7 +2750,7 @@
       </w:rPr>
     </w:lvl>
   </w:abstractNum>
-  <w:abstractNum w:abstractNumId="2" w15:restartNumberingAfterBreak="0">
+  <w:abstractNum w:abstractNumId="3" w15:restartNumberingAfterBreak="0">
     <w:nsid w:val="3FF83B8F"/>
     <w:multiLevelType w:val="hybridMultilevel"/>
     <w:tmpl w:val="4412E1AC"/>
@@ -2060,7 +2836,96 @@
       </w:pPr>
     </w:lvl>
   </w:abstractNum>
-  <w:abstractNum w:abstractNumId="3" w15:restartNumberingAfterBreak="0">
+  <w:abstractNum w:abstractNumId="4" w15:restartNumberingAfterBreak="0">
+    <w:nsid w:val="4B75112F"/>
+    <w:multiLevelType w:val="hybridMultilevel"/>
+    <w:tmpl w:val="2A928052"/>
+    <w:lvl w:ilvl="0" w:tplc="0409000F">
+      <w:start w:val="1"/>
+      <w:numFmt w:val="decimal"/>
+      <w:lvlText w:val="%1."/>
+      <w:lvlJc w:val="left"/>
+      <w:pPr>
+        <w:ind w:left="720" w:hanging="360"/>
+      </w:pPr>
+      <w:rPr>
+        <w:rFonts w:hint="default"/>
+      </w:rPr>
+    </w:lvl>
+    <w:lvl w:ilvl="1" w:tplc="04090019" w:tentative="1">
+      <w:start w:val="1"/>
+      <w:numFmt w:val="lowerLetter"/>
+      <w:lvlText w:val="%2."/>
+      <w:lvlJc w:val="left"/>
+      <w:pPr>
+        <w:ind w:left="1440" w:hanging="360"/>
+      </w:pPr>
+    </w:lvl>
+    <w:lvl w:ilvl="2" w:tplc="0409001B" w:tentative="1">
+      <w:start w:val="1"/>
+      <w:numFmt w:val="lowerRoman"/>
+      <w:lvlText w:val="%3."/>
+      <w:lvlJc w:val="right"/>
+      <w:pPr>
+        <w:ind w:left="2160" w:hanging="180"/>
+      </w:pPr>
+    </w:lvl>
+    <w:lvl w:ilvl="3" w:tplc="0409000F" w:tentative="1">
+      <w:start w:val="1"/>
+      <w:numFmt w:val="decimal"/>
+      <w:lvlText w:val="%4."/>
+      <w:lvlJc w:val="left"/>
+      <w:pPr>
+        <w:ind w:left="2880" w:hanging="360"/>
+      </w:pPr>
+    </w:lvl>
+    <w:lvl w:ilvl="4" w:tplc="04090019" w:tentative="1">
+      <w:start w:val="1"/>
+      <w:numFmt w:val="lowerLetter"/>
+      <w:lvlText w:val="%5."/>
+      <w:lvlJc w:val="left"/>
+      <w:pPr>
+        <w:ind w:left="3600" w:hanging="360"/>
+      </w:pPr>
+    </w:lvl>
+    <w:lvl w:ilvl="5" w:tplc="0409001B" w:tentative="1">
+      <w:start w:val="1"/>
+      <w:numFmt w:val="lowerRoman"/>
+      <w:lvlText w:val="%6."/>
+      <w:lvlJc w:val="right"/>
+      <w:pPr>
+        <w:ind w:left="4320" w:hanging="180"/>
+      </w:pPr>
+    </w:lvl>
+    <w:lvl w:ilvl="6" w:tplc="0409000F" w:tentative="1">
+      <w:start w:val="1"/>
+      <w:numFmt w:val="decimal"/>
+      <w:lvlText w:val="%7."/>
+      <w:lvlJc w:val="left"/>
+      <w:pPr>
+        <w:ind w:left="5040" w:hanging="360"/>
+      </w:pPr>
+    </w:lvl>
+    <w:lvl w:ilvl="7" w:tplc="04090019" w:tentative="1">
+      <w:start w:val="1"/>
+      <w:numFmt w:val="lowerLetter"/>
+      <w:lvlText w:val="%8."/>
+      <w:lvlJc w:val="left"/>
+      <w:pPr>
+        <w:ind w:left="5760" w:hanging="360"/>
+      </w:pPr>
+    </w:lvl>
+    <w:lvl w:ilvl="8" w:tplc="0409001B" w:tentative="1">
+      <w:start w:val="1"/>
+      <w:numFmt w:val="lowerRoman"/>
+      <w:lvlText w:val="%9."/>
+      <w:lvlJc w:val="right"/>
+      <w:pPr>
+        <w:ind w:left="6480" w:hanging="180"/>
+      </w:pPr>
+    </w:lvl>
+  </w:abstractNum>
+  <w:abstractNum w:abstractNumId="5" w15:restartNumberingAfterBreak="0">
     <w:nsid w:val="4CE53AE7"/>
     <w:multiLevelType w:val="hybridMultilevel"/>
     <w:tmpl w:val="F2F0877A"/>
@@ -2173,7 +3038,7 @@
       </w:rPr>
     </w:lvl>
   </w:abstractNum>
-  <w:abstractNum w:abstractNumId="4" w15:restartNumberingAfterBreak="0">
+  <w:abstractNum w:abstractNumId="6" w15:restartNumberingAfterBreak="0">
     <w:nsid w:val="57BC1351"/>
     <w:multiLevelType w:val="hybridMultilevel"/>
     <w:tmpl w:val="86A63314"/>
@@ -2286,7 +3151,7 @@
       </w:rPr>
     </w:lvl>
   </w:abstractNum>
-  <w:abstractNum w:abstractNumId="5" w15:restartNumberingAfterBreak="0">
+  <w:abstractNum w:abstractNumId="7" w15:restartNumberingAfterBreak="0">
     <w:nsid w:val="65745238"/>
     <w:multiLevelType w:val="multilevel"/>
     <w:tmpl w:val="F6B4015C"/>
@@ -2404,28 +3269,34 @@
     </w:lvl>
   </w:abstractNum>
   <w:num w:numId="1" w16cid:durableId="1358771991">
-    <w:abstractNumId w:val="4"/>
+    <w:abstractNumId w:val="6"/>
   </w:num>
   <w:num w:numId="2" w16cid:durableId="1384986249">
+    <w:abstractNumId w:val="7"/>
+  </w:num>
+  <w:num w:numId="3" w16cid:durableId="1637953255">
+    <w:abstractNumId w:val="3"/>
+  </w:num>
+  <w:num w:numId="4" w16cid:durableId="1196623186">
+    <w:abstractNumId w:val="1"/>
+  </w:num>
+  <w:num w:numId="5" w16cid:durableId="1236429981">
     <w:abstractNumId w:val="5"/>
   </w:num>
-  <w:num w:numId="3" w16cid:durableId="1637953255">
+  <w:num w:numId="6" w16cid:durableId="349573669">
     <w:abstractNumId w:val="2"/>
   </w:num>
-  <w:num w:numId="4" w16cid:durableId="1196623186">
+  <w:num w:numId="7" w16cid:durableId="804002916">
     <w:abstractNumId w:val="0"/>
   </w:num>
-  <w:num w:numId="5" w16cid:durableId="1236429981">
-    <w:abstractNumId w:val="3"/>
-  </w:num>
-  <w:num w:numId="6" w16cid:durableId="349573669">
-    <w:abstractNumId w:val="1"/>
+  <w:num w:numId="8" w16cid:durableId="1990985338">
+    <w:abstractNumId w:val="4"/>
   </w:num>
 </w:numbering>
 </file>
 
 <file path=word/styles.xml><?xml version="1.0" encoding="utf-8"?>
-<w:styles xmlns:mc="http://schemas.openxmlformats.org/markup-compatibility/2006" xmlns:r="http://schemas.openxmlformats.org/officeDocument/2006/relationships" xmlns:w="http://schemas.openxmlformats.org/wordprocessingml/2006/main" xmlns:w14="http://schemas.microsoft.com/office/word/2010/wordml" xmlns:w15="http://schemas.microsoft.com/office/word/2012/wordml" xmlns:w16cex="http://schemas.microsoft.com/office/word/2018/wordml/cex" xmlns:w16cid="http://schemas.microsoft.com/office/word/2016/wordml/cid" xmlns:w16="http://schemas.microsoft.com/office/word/2018/wordml" xmlns:w16du="http://schemas.microsoft.com/office/word/2023/wordml/word16du" xmlns:w16sdtdh="http://schemas.microsoft.com/office/word/2020/wordml/sdtdatahash" xmlns:w16sdtfl="http://schemas.microsoft.com/office/word/2024/wordml/sdtformatlock" xmlns:w16se="http://schemas.microsoft.com/office/word/2015/wordml/symex" mc:Ignorable="w14 w15 w16se w16cid w16 w16cex w16sdtdh w16sdtfl w16du">
+<w:styles xmlns:mc="http://schemas.openxmlformats.org/markup-compatibility/2006" xmlns:r="http://schemas.openxmlformats.org/officeDocument/2006/relationships" xmlns:w="http://schemas.openxmlformats.org/wordprocessingml/2006/main" xmlns:w14="http://schemas.microsoft.com/office/word/2010/wordml" xmlns:w15="http://schemas.microsoft.com/office/word/2012/wordml" xmlns:w16cex="http://schemas.microsoft.com/office/word/2018/wordml/cex" xmlns:w16cid="http://schemas.microsoft.com/office/word/2016/wordml/cid" xmlns:w16="http://schemas.microsoft.com/office/word/2018/wordml" xmlns:w16sdtdh="http://schemas.microsoft.com/office/word/2020/wordml/sdtdatahash" xmlns:w16sdtfl="http://schemas.microsoft.com/office/word/2024/wordml/sdtformatlock" xmlns:w16se="http://schemas.microsoft.com/office/word/2015/wordml/symex" xmlns:w16du="http://schemas.microsoft.com/office/word/2023/wordml/word16du" mc:Ignorable="w14 w15 w16se w16cid w16 w16cex w16sdtdh w16sdtfl w16du">
   <w:docDefaults>
     <w:rPrDefault>
       <w:rPr>
